--- a/VM_oracle/apuntes-comandos.docx
+++ b/VM_oracle/apuntes-comandos.docx
@@ -257,7 +257,7 @@
         </w:rPr>
         <w:t xml:space="preserve"> </w:t>
       </w:r>
-      <w:hyperlink r:id="rId4" w:history="1">
+      <w:hyperlink r:id="rId6" w:history="1">
         <w:r>
           <w:rPr>
             <w:rStyle w:val="Hipervnculo"/>
@@ -277,24 +277,10 @@
     <w:p>
       <w:pPr>
         <w:pStyle w:val="Ttulo2"/>
-        <w:rPr>
-          <w:lang w:val="en-ZW"/>
-        </w:rPr>
-      </w:pPr>
-      <w:r>
-        <w:rPr>
-          <w:lang w:val="en-ZW"/>
-        </w:rPr>
-        <w:t xml:space="preserve">Lo de </w:t>
-      </w:r>
-      <w:proofErr w:type="spellStart"/>
-      <w:r>
-        <w:rPr>
-          <w:lang w:val="en-ZW"/>
-        </w:rPr>
-        <w:t>siempre</w:t>
-      </w:r>
-      <w:proofErr w:type="spellEnd"/>
+      </w:pPr>
+      <w:r>
+        <w:t>Lo de siempre</w:t>
+      </w:r>
     </w:p>
     <w:p>
       <w:r>
@@ -336,30 +322,380 @@
       </w:r>
     </w:p>
     <w:p>
-      <w:pPr>
-        <w:rPr>
-          <w:lang w:val="en-ZW"/>
-        </w:rPr>
-      </w:pPr>
-      <w:proofErr w:type="spellStart"/>
-      <w:r>
-        <w:rPr>
-          <w:lang w:val="en-ZW"/>
-        </w:rPr>
-        <w:t>sud</w:t>
-      </w:r>
-      <w:r>
-        <w:rPr>
-          <w:lang w:val="en-ZW"/>
-        </w:rPr>
-        <w:t>o</w:t>
-      </w:r>
-      <w:proofErr w:type="spellEnd"/>
-      <w:r>
-        <w:rPr>
-          <w:lang w:val="en-ZW"/>
-        </w:rPr>
-        <w:t xml:space="preserve"> apt install tree </w:t>
+      <w:r>
+        <w:t xml:space="preserve">sudo </w:t>
+      </w:r>
+      <w:proofErr w:type="spellStart"/>
+      <w:r>
+        <w:t>apt</w:t>
+      </w:r>
+      <w:proofErr w:type="spellEnd"/>
+      <w:r>
+        <w:t xml:space="preserve"> </w:t>
+      </w:r>
+      <w:proofErr w:type="spellStart"/>
+      <w:r>
+        <w:t>install</w:t>
+      </w:r>
+      <w:proofErr w:type="spellEnd"/>
+      <w:r>
+        <w:t xml:space="preserve"> </w:t>
+      </w:r>
+      <w:proofErr w:type="spellStart"/>
+      <w:r>
+        <w:t>tree</w:t>
+      </w:r>
+      <w:proofErr w:type="spellEnd"/>
+      <w:r>
+        <w:t xml:space="preserve"> </w:t>
+      </w:r>
+      <w:r>
+        <w:tab/>
+        <w:t>//opcional</w:t>
+      </w:r>
+    </w:p>
+    <w:p/>
+    <w:p>
+      <w:pPr>
+        <w:pStyle w:val="Ttulo2"/>
+      </w:pPr>
+      <w:r>
+        <w:t>NGNIX</w:t>
+      </w:r>
+    </w:p>
+    <w:p>
+      <w:r>
+        <w:t xml:space="preserve">sudo </w:t>
+      </w:r>
+      <w:proofErr w:type="spellStart"/>
+      <w:r>
+        <w:t>apt</w:t>
+      </w:r>
+      <w:proofErr w:type="spellEnd"/>
+      <w:r>
+        <w:t xml:space="preserve"> </w:t>
+      </w:r>
+      <w:proofErr w:type="spellStart"/>
+      <w:r>
+        <w:t>install</w:t>
+      </w:r>
+      <w:proofErr w:type="spellEnd"/>
+      <w:r>
+        <w:t xml:space="preserve"> </w:t>
+      </w:r>
+      <w:proofErr w:type="spellStart"/>
+      <w:r>
+        <w:t>nginx</w:t>
+      </w:r>
+      <w:proofErr w:type="spellEnd"/>
+      <w:r>
+        <w:t xml:space="preserve"> -y</w:t>
+      </w:r>
+    </w:p>
+    <w:p>
+      <w:r>
+        <w:t xml:space="preserve">sudo </w:t>
+      </w:r>
+      <w:proofErr w:type="spellStart"/>
+      <w:r>
+        <w:t>systemctl</w:t>
+      </w:r>
+      <w:proofErr w:type="spellEnd"/>
+      <w:r>
+        <w:t xml:space="preserve"> status </w:t>
+      </w:r>
+      <w:proofErr w:type="spellStart"/>
+      <w:r>
+        <w:t>nginx</w:t>
+      </w:r>
+      <w:proofErr w:type="spellEnd"/>
+    </w:p>
+    <w:p/>
+    <w:p>
+      <w:pPr>
+        <w:pStyle w:val="Ttulo2"/>
+      </w:pPr>
+      <w:r>
+        <w:t xml:space="preserve">Ver Reglas Firewall </w:t>
+      </w:r>
+      <w:r>
+        <w:t xml:space="preserve">(En OCI no hace </w:t>
+      </w:r>
+      <w:proofErr w:type="spellStart"/>
+      <w:r>
+        <w:t>ningun</w:t>
+      </w:r>
+      <w:proofErr w:type="spellEnd"/>
+      <w:r>
+        <w:t xml:space="preserve"> efecto, ignorar)</w:t>
+      </w:r>
+    </w:p>
+    <w:p>
+      <w:pPr>
+        <w:rPr>
+          <w:lang w:val="en-ZW"/>
+        </w:rPr>
+      </w:pPr>
+      <w:proofErr w:type="spellStart"/>
+      <w:r>
+        <w:rPr>
+          <w:lang w:val="en-ZW"/>
+        </w:rPr>
+        <w:t>Sudo</w:t>
+      </w:r>
+      <w:proofErr w:type="spellEnd"/>
+      <w:r>
+        <w:rPr>
+          <w:lang w:val="en-ZW"/>
+        </w:rPr>
+        <w:t xml:space="preserve"> </w:t>
+      </w:r>
+      <w:proofErr w:type="spellStart"/>
+      <w:r>
+        <w:rPr>
+          <w:lang w:val="en-ZW"/>
+        </w:rPr>
+        <w:t>ufw</w:t>
+      </w:r>
+      <w:proofErr w:type="spellEnd"/>
+      <w:r>
+        <w:rPr>
+          <w:lang w:val="en-ZW"/>
+        </w:rPr>
+        <w:t xml:space="preserve"> status</w:t>
+      </w:r>
+      <w:r>
+        <w:rPr>
+          <w:lang w:val="en-ZW"/>
+        </w:rPr>
+        <w:tab/>
+        <w:t>(</w:t>
+      </w:r>
+      <w:proofErr w:type="spellStart"/>
+      <w:r>
+        <w:rPr>
+          <w:lang w:val="en-ZW"/>
+        </w:rPr>
+        <w:t>ufw</w:t>
+      </w:r>
+      <w:proofErr w:type="spellEnd"/>
+      <w:r>
+        <w:rPr>
+          <w:lang w:val="en-ZW"/>
+        </w:rPr>
+        <w:t xml:space="preserve"> </w:t>
+      </w:r>
+      <w:r>
+        <w:rPr>
+          <w:lang w:val="en-ZW"/>
+        </w:rPr>
+        <w:t xml:space="preserve">= </w:t>
+      </w:r>
+      <w:r>
+        <w:rPr>
+          <w:lang w:val="en-ZW"/>
+        </w:rPr>
+        <w:t>uncomplicated f</w:t>
+      </w:r>
+      <w:r>
+        <w:rPr>
+          <w:lang w:val="en-ZW"/>
+        </w:rPr>
+        <w:t>irewall – gestor firewall)</w:t>
+      </w:r>
+    </w:p>
+    <w:p>
+      <w:pPr>
+        <w:rPr>
+          <w:lang w:val="en-ZW"/>
+        </w:rPr>
+      </w:pPr>
+      <w:proofErr w:type="spellStart"/>
+      <w:r>
+        <w:rPr>
+          <w:lang w:val="en-ZW"/>
+        </w:rPr>
+        <w:t>Sudo</w:t>
+      </w:r>
+      <w:proofErr w:type="spellEnd"/>
+      <w:r>
+        <w:rPr>
+          <w:lang w:val="en-ZW"/>
+        </w:rPr>
+        <w:t xml:space="preserve"> </w:t>
+      </w:r>
+      <w:proofErr w:type="spellStart"/>
+      <w:r>
+        <w:rPr>
+          <w:lang w:val="en-ZW"/>
+        </w:rPr>
+        <w:t>ufw</w:t>
+      </w:r>
+      <w:proofErr w:type="spellEnd"/>
+      <w:r>
+        <w:rPr>
+          <w:lang w:val="en-ZW"/>
+        </w:rPr>
+        <w:t xml:space="preserve"> allow </w:t>
+      </w:r>
+      <w:proofErr w:type="spellStart"/>
+      <w:r>
+        <w:rPr>
+          <w:lang w:val="en-ZW"/>
+        </w:rPr>
+        <w:t>ssh</w:t>
+      </w:r>
+      <w:proofErr w:type="spellEnd"/>
+      <w:r>
+        <w:rPr>
+          <w:i/>
+          <w:iCs/>
+          <w:lang w:val="en-ZW"/>
+        </w:rPr>
+        <w:tab/>
+        <w:t>(</w:t>
+      </w:r>
+      <w:proofErr w:type="spellStart"/>
+      <w:r>
+        <w:rPr>
+          <w:lang w:val="en-ZW"/>
+        </w:rPr>
+        <w:t>ssh</w:t>
+      </w:r>
+      <w:proofErr w:type="spellEnd"/>
+      <w:r>
+        <w:rPr>
+          <w:lang w:val="en-ZW"/>
+        </w:rPr>
+        <w:t>==port, any)</w:t>
+      </w:r>
+    </w:p>
+    <w:p>
+      <w:pPr>
+        <w:rPr>
+          <w:lang w:val="en-ZW"/>
+        </w:rPr>
+      </w:pPr>
+      <w:proofErr w:type="spellStart"/>
+      <w:r>
+        <w:rPr>
+          <w:lang w:val="en-ZW"/>
+        </w:rPr>
+        <w:t>sudo</w:t>
+      </w:r>
+      <w:proofErr w:type="spellEnd"/>
+      <w:r>
+        <w:rPr>
+          <w:lang w:val="en-ZW"/>
+        </w:rPr>
+        <w:t xml:space="preserve"> </w:t>
+      </w:r>
+      <w:proofErr w:type="spellStart"/>
+      <w:r>
+        <w:rPr>
+          <w:lang w:val="en-ZW"/>
+        </w:rPr>
+        <w:t>ufw</w:t>
+      </w:r>
+      <w:proofErr w:type="spellEnd"/>
+      <w:r>
+        <w:rPr>
+          <w:lang w:val="en-ZW"/>
+        </w:rPr>
+        <w:t xml:space="preserve"> allow 'Nginx Full'</w:t>
+      </w:r>
+    </w:p>
+    <w:p>
+      <w:pPr>
+        <w:rPr>
+          <w:lang w:val="en-ZW"/>
+        </w:rPr>
+      </w:pPr>
+      <w:proofErr w:type="spellStart"/>
+      <w:r>
+        <w:rPr>
+          <w:lang w:val="en-ZW"/>
+        </w:rPr>
+        <w:t>sudo</w:t>
+      </w:r>
+      <w:proofErr w:type="spellEnd"/>
+      <w:r>
+        <w:rPr>
+          <w:lang w:val="en-ZW"/>
+        </w:rPr>
+        <w:t xml:space="preserve"> </w:t>
+      </w:r>
+      <w:proofErr w:type="spellStart"/>
+      <w:r>
+        <w:rPr>
+          <w:lang w:val="en-ZW"/>
+        </w:rPr>
+        <w:t>ufw</w:t>
+      </w:r>
+      <w:proofErr w:type="spellEnd"/>
+      <w:r>
+        <w:rPr>
+          <w:lang w:val="en-ZW"/>
+        </w:rPr>
+        <w:t xml:space="preserve"> enable</w:t>
+      </w:r>
+    </w:p>
+    <w:p>
+      <w:r>
+        <w:t xml:space="preserve">sudo </w:t>
+      </w:r>
+      <w:proofErr w:type="spellStart"/>
+      <w:r>
+        <w:t>ufw</w:t>
+      </w:r>
+      <w:proofErr w:type="spellEnd"/>
+      <w:r>
+        <w:t xml:space="preserve"> status</w:t>
+      </w:r>
+    </w:p>
+    <w:p/>
+    <w:p>
+      <w:pPr>
+        <w:pStyle w:val="Ttulo2"/>
+      </w:pPr>
+      <w:r>
+        <w:t>Probar puertos abiertos del s</w:t>
+      </w:r>
+      <w:r>
+        <w:t>ervidor desde un cliente</w:t>
+      </w:r>
+    </w:p>
+    <w:p>
+      <w:pPr>
+        <w:rPr>
+          <w:lang w:val="en-ZW"/>
+        </w:rPr>
+      </w:pPr>
+      <w:r>
+        <w:rPr>
+          <w:lang w:val="en-ZW"/>
+        </w:rPr>
+        <w:t>Test-</w:t>
+      </w:r>
+      <w:proofErr w:type="spellStart"/>
+      <w:r>
+        <w:rPr>
+          <w:lang w:val="en-ZW"/>
+        </w:rPr>
+        <w:t>NetConnection</w:t>
+      </w:r>
+      <w:proofErr w:type="spellEnd"/>
+      <w:r>
+        <w:rPr>
+          <w:lang w:val="en-ZW"/>
+        </w:rPr>
+        <w:t xml:space="preserve"> 163.176.51.145 -Port 80</w:t>
+      </w:r>
+      <w:r>
+        <w:rPr>
+          <w:lang w:val="en-ZW"/>
+        </w:rPr>
+        <w:tab/>
       </w:r>
       <w:r>
         <w:rPr>
@@ -373,412 +709,67 @@
         <w:rPr>
           <w:lang w:val="en-ZW"/>
         </w:rPr>
-        <w:t>opcional</w:t>
-      </w:r>
-      <w:proofErr w:type="spellEnd"/>
-    </w:p>
-    <w:p>
-      <w:pPr>
-        <w:rPr>
-          <w:lang w:val="en-ZW"/>
-        </w:rPr>
-      </w:pPr>
-    </w:p>
-    <w:p>
-      <w:pPr>
-        <w:pStyle w:val="Ttulo2"/>
-        <w:rPr>
-          <w:lang w:val="en-ZW"/>
-        </w:rPr>
-      </w:pPr>
-      <w:r>
-        <w:rPr>
-          <w:lang w:val="en-ZW"/>
-        </w:rPr>
-        <w:t>NGNIX</w:t>
-      </w:r>
-    </w:p>
-    <w:p>
-      <w:pPr>
-        <w:rPr>
-          <w:lang w:val="en-ZW"/>
-        </w:rPr>
-      </w:pPr>
-      <w:proofErr w:type="spellStart"/>
-      <w:r>
-        <w:rPr>
-          <w:lang w:val="en-ZW"/>
-        </w:rPr>
-        <w:t>sudo</w:t>
-      </w:r>
-      <w:proofErr w:type="spellEnd"/>
-      <w:r>
-        <w:rPr>
-          <w:lang w:val="en-ZW"/>
-        </w:rPr>
-        <w:t xml:space="preserve"> apt install </w:t>
-      </w:r>
-      <w:proofErr w:type="spellStart"/>
-      <w:r>
-        <w:rPr>
-          <w:lang w:val="en-ZW"/>
-        </w:rPr>
-        <w:t>nginx</w:t>
-      </w:r>
-      <w:proofErr w:type="spellEnd"/>
-      <w:r>
-        <w:rPr>
-          <w:lang w:val="en-ZW"/>
-        </w:rPr>
-        <w:t xml:space="preserve"> -y</w:t>
-      </w:r>
-    </w:p>
-    <w:p>
-      <w:pPr>
-        <w:rPr>
-          <w:lang w:val="en-ZW"/>
-        </w:rPr>
-      </w:pPr>
-      <w:proofErr w:type="spellStart"/>
-      <w:r>
-        <w:rPr>
-          <w:lang w:val="en-ZW"/>
-        </w:rPr>
-        <w:t>sudo</w:t>
-      </w:r>
-      <w:proofErr w:type="spellEnd"/>
-      <w:r>
-        <w:rPr>
-          <w:lang w:val="en-ZW"/>
-        </w:rPr>
-        <w:t xml:space="preserve"> </w:t>
-      </w:r>
-      <w:proofErr w:type="spellStart"/>
-      <w:r>
-        <w:rPr>
-          <w:lang w:val="en-ZW"/>
-        </w:rPr>
-        <w:t>systemctl</w:t>
-      </w:r>
-      <w:proofErr w:type="spellEnd"/>
-      <w:r>
-        <w:rPr>
-          <w:lang w:val="en-ZW"/>
-        </w:rPr>
-        <w:t xml:space="preserve"> status </w:t>
-      </w:r>
-      <w:proofErr w:type="spellStart"/>
-      <w:r>
-        <w:rPr>
-          <w:lang w:val="en-ZW"/>
-        </w:rPr>
-        <w:t>nginx</w:t>
-      </w:r>
-      <w:proofErr w:type="spellEnd"/>
-    </w:p>
-    <w:p>
-      <w:pPr>
-        <w:rPr>
-          <w:lang w:val="en-ZW"/>
-        </w:rPr>
-      </w:pPr>
-    </w:p>
-    <w:p>
-      <w:pPr>
-        <w:pStyle w:val="Ttulo2"/>
-      </w:pPr>
-      <w:r>
-        <w:t xml:space="preserve">Ver Reglas Firewall </w:t>
-      </w:r>
-    </w:p>
-    <w:p>
-      <w:pPr>
-        <w:rPr>
-          <w:lang w:val="en-ZW"/>
-        </w:rPr>
-      </w:pPr>
-      <w:proofErr w:type="spellStart"/>
-      <w:r>
-        <w:rPr>
-          <w:lang w:val="en-ZW"/>
-        </w:rPr>
-        <w:t>Sudo</w:t>
-      </w:r>
-      <w:proofErr w:type="spellEnd"/>
-      <w:r>
-        <w:rPr>
-          <w:lang w:val="en-ZW"/>
-        </w:rPr>
-        <w:t xml:space="preserve"> </w:t>
-      </w:r>
-      <w:proofErr w:type="spellStart"/>
-      <w:r>
-        <w:rPr>
-          <w:lang w:val="en-ZW"/>
-        </w:rPr>
-        <w:t>ufw</w:t>
-      </w:r>
-      <w:proofErr w:type="spellEnd"/>
-      <w:r>
-        <w:rPr>
-          <w:lang w:val="en-ZW"/>
-        </w:rPr>
-        <w:t xml:space="preserve"> status</w:t>
+        <w:t>cliente</w:t>
+      </w:r>
+      <w:proofErr w:type="spellEnd"/>
+      <w:r>
+        <w:rPr>
+          <w:lang w:val="en-ZW"/>
+        </w:rPr>
+        <w:t xml:space="preserve"> w</w:t>
+      </w:r>
+      <w:r>
+        <w:rPr>
+          <w:lang w:val="en-ZW"/>
+        </w:rPr>
+        <w:t>indows</w:t>
+      </w:r>
+    </w:p>
+    <w:p>
+      <w:pPr>
+        <w:rPr>
+          <w:lang w:val="en-ZW"/>
+        </w:rPr>
+      </w:pPr>
+      <w:proofErr w:type="spellStart"/>
+      <w:r>
+        <w:rPr>
+          <w:lang w:val="en-ZW"/>
+        </w:rPr>
+        <w:t>nc</w:t>
+      </w:r>
+      <w:proofErr w:type="spellEnd"/>
+      <w:r>
+        <w:rPr>
+          <w:lang w:val="en-ZW"/>
+        </w:rPr>
+        <w:t xml:space="preserve"> -</w:t>
+      </w:r>
+      <w:proofErr w:type="spellStart"/>
+      <w:r>
+        <w:rPr>
+          <w:lang w:val="en-ZW"/>
+        </w:rPr>
+        <w:t>zv</w:t>
+      </w:r>
+      <w:proofErr w:type="spellEnd"/>
+      <w:r>
+        <w:rPr>
+          <w:lang w:val="en-ZW"/>
+        </w:rPr>
+        <w:t xml:space="preserve"> 163.176.51.145 80</w:t>
       </w:r>
       <w:r>
         <w:rPr>
           <w:lang w:val="en-ZW"/>
         </w:rPr>
         <w:tab/>
-        <w:t>(</w:t>
-      </w:r>
-      <w:proofErr w:type="spellStart"/>
-      <w:r>
-        <w:rPr>
-          <w:lang w:val="en-ZW"/>
-        </w:rPr>
-        <w:t>ufw</w:t>
-      </w:r>
-      <w:proofErr w:type="spellEnd"/>
-      <w:r>
-        <w:rPr>
-          <w:lang w:val="en-ZW"/>
-        </w:rPr>
-        <w:t xml:space="preserve"> </w:t>
-      </w:r>
-      <w:r>
-        <w:rPr>
-          <w:lang w:val="en-ZW"/>
-        </w:rPr>
-        <w:t xml:space="preserve">= </w:t>
-      </w:r>
-      <w:r>
-        <w:rPr>
-          <w:lang w:val="en-ZW"/>
-        </w:rPr>
-        <w:t>uncomplicated f</w:t>
-      </w:r>
-      <w:r>
-        <w:rPr>
-          <w:lang w:val="en-ZW"/>
-        </w:rPr>
-        <w:t>irewall – gestor firewall)</w:t>
-      </w:r>
-    </w:p>
-    <w:p>
-      <w:pPr>
-        <w:rPr>
-          <w:lang w:val="en-ZW"/>
-        </w:rPr>
-      </w:pPr>
-      <w:proofErr w:type="spellStart"/>
-      <w:r>
-        <w:rPr>
-          <w:lang w:val="en-ZW"/>
-        </w:rPr>
-        <w:t>Sudo</w:t>
-      </w:r>
-      <w:proofErr w:type="spellEnd"/>
-      <w:r>
-        <w:rPr>
-          <w:lang w:val="en-ZW"/>
-        </w:rPr>
-        <w:t xml:space="preserve"> </w:t>
-      </w:r>
-      <w:proofErr w:type="spellStart"/>
-      <w:r>
-        <w:rPr>
-          <w:lang w:val="en-ZW"/>
-        </w:rPr>
-        <w:t>ufw</w:t>
-      </w:r>
-      <w:proofErr w:type="spellEnd"/>
-      <w:r>
-        <w:rPr>
-          <w:lang w:val="en-ZW"/>
-        </w:rPr>
-        <w:t xml:space="preserve"> allow </w:t>
-      </w:r>
-      <w:proofErr w:type="spellStart"/>
-      <w:r>
-        <w:rPr>
-          <w:lang w:val="en-ZW"/>
-        </w:rPr>
-        <w:t>ssh</w:t>
-      </w:r>
-      <w:proofErr w:type="spellEnd"/>
-      <w:r>
-        <w:rPr>
-          <w:i/>
-          <w:iCs/>
+      </w:r>
+      <w:r>
+        <w:rPr>
           <w:lang w:val="en-ZW"/>
         </w:rPr>
         <w:tab/>
-        <w:t>(</w:t>
-      </w:r>
-      <w:proofErr w:type="spellStart"/>
-      <w:r>
-        <w:rPr>
-          <w:lang w:val="en-ZW"/>
-        </w:rPr>
-        <w:t>ssh</w:t>
-      </w:r>
-      <w:proofErr w:type="spellEnd"/>
-      <w:r>
-        <w:rPr>
-          <w:lang w:val="en-ZW"/>
-        </w:rPr>
-        <w:t>==port, any)</w:t>
-      </w:r>
-    </w:p>
-    <w:p>
-      <w:pPr>
-        <w:rPr>
-          <w:lang w:val="en-ZW"/>
-        </w:rPr>
-      </w:pPr>
-      <w:proofErr w:type="spellStart"/>
-      <w:r>
-        <w:rPr>
-          <w:lang w:val="en-ZW"/>
-        </w:rPr>
-        <w:t>sudo</w:t>
-      </w:r>
-      <w:proofErr w:type="spellEnd"/>
-      <w:r>
-        <w:rPr>
-          <w:lang w:val="en-ZW"/>
-        </w:rPr>
-        <w:t xml:space="preserve"> </w:t>
-      </w:r>
-      <w:proofErr w:type="spellStart"/>
-      <w:r>
-        <w:rPr>
-          <w:lang w:val="en-ZW"/>
-        </w:rPr>
-        <w:t>ufw</w:t>
-      </w:r>
-      <w:proofErr w:type="spellEnd"/>
-      <w:r>
-        <w:rPr>
-          <w:lang w:val="en-ZW"/>
-        </w:rPr>
-        <w:t xml:space="preserve"> allow 'Nginx Full'</w:t>
-      </w:r>
-    </w:p>
-    <w:p>
-      <w:pPr>
-        <w:rPr>
-          <w:lang w:val="en-ZW"/>
-        </w:rPr>
-      </w:pPr>
-      <w:proofErr w:type="spellStart"/>
-      <w:r>
-        <w:rPr>
-          <w:lang w:val="en-ZW"/>
-        </w:rPr>
-        <w:t>sudo</w:t>
-      </w:r>
-      <w:proofErr w:type="spellEnd"/>
-      <w:r>
-        <w:rPr>
-          <w:lang w:val="en-ZW"/>
-        </w:rPr>
-        <w:t xml:space="preserve"> </w:t>
-      </w:r>
-      <w:proofErr w:type="spellStart"/>
-      <w:r>
-        <w:rPr>
-          <w:lang w:val="en-ZW"/>
-        </w:rPr>
-        <w:t>ufw</w:t>
-      </w:r>
-      <w:proofErr w:type="spellEnd"/>
-      <w:r>
-        <w:rPr>
-          <w:lang w:val="en-ZW"/>
-        </w:rPr>
-        <w:t xml:space="preserve"> enable</w:t>
-      </w:r>
-    </w:p>
-    <w:p>
-      <w:pPr>
-        <w:rPr>
-          <w:lang w:val="en-ZW"/>
-        </w:rPr>
-      </w:pPr>
-      <w:proofErr w:type="spellStart"/>
-      <w:r>
-        <w:rPr>
-          <w:lang w:val="en-ZW"/>
-        </w:rPr>
-        <w:t>sudo</w:t>
-      </w:r>
-      <w:proofErr w:type="spellEnd"/>
-      <w:r>
-        <w:rPr>
-          <w:lang w:val="en-ZW"/>
-        </w:rPr>
-        <w:t xml:space="preserve"> </w:t>
-      </w:r>
-      <w:proofErr w:type="spellStart"/>
-      <w:r>
-        <w:rPr>
-          <w:lang w:val="en-ZW"/>
-        </w:rPr>
-        <w:t>ufw</w:t>
-      </w:r>
-      <w:proofErr w:type="spellEnd"/>
-      <w:r>
-        <w:rPr>
-          <w:lang w:val="en-ZW"/>
-        </w:rPr>
-        <w:t xml:space="preserve"> status</w:t>
-      </w:r>
-    </w:p>
-    <w:p>
-      <w:pPr>
-        <w:rPr>
-          <w:lang w:val="en-ZW"/>
-        </w:rPr>
-      </w:pPr>
-    </w:p>
-    <w:p>
-      <w:pPr>
-        <w:pStyle w:val="Ttulo2"/>
-      </w:pPr>
-      <w:r>
-        <w:t>Probar puertos abiertos del s</w:t>
-      </w:r>
-      <w:r>
-        <w:t>ervidor desde un cliente</w:t>
-      </w:r>
-    </w:p>
-    <w:p>
-      <w:pPr>
-        <w:rPr>
-          <w:lang w:val="en-ZW"/>
-        </w:rPr>
-      </w:pPr>
-      <w:r>
-        <w:rPr>
-          <w:lang w:val="en-ZW"/>
-        </w:rPr>
-        <w:t>Test-</w:t>
-      </w:r>
-      <w:proofErr w:type="spellStart"/>
-      <w:r>
-        <w:rPr>
-          <w:lang w:val="en-ZW"/>
-        </w:rPr>
-        <w:t>NetConnection</w:t>
-      </w:r>
-      <w:proofErr w:type="spellEnd"/>
-      <w:r>
-        <w:rPr>
-          <w:lang w:val="en-ZW"/>
-        </w:rPr>
-        <w:t xml:space="preserve"> 163.176.51.145 -Port 80</w:t>
       </w:r>
       <w:r>
         <w:rPr>
@@ -805,67 +796,1474 @@
         <w:rPr>
           <w:lang w:val="en-ZW"/>
         </w:rPr>
-        <w:t xml:space="preserve"> w</w:t>
-      </w:r>
-      <w:r>
-        <w:rPr>
-          <w:lang w:val="en-ZW"/>
-        </w:rPr>
-        <w:t>indows</w:t>
-      </w:r>
-    </w:p>
-    <w:p>
-      <w:pPr>
-        <w:rPr>
-          <w:lang w:val="en-ZW"/>
-        </w:rPr>
-      </w:pPr>
-      <w:proofErr w:type="spellStart"/>
-      <w:r>
-        <w:rPr>
-          <w:lang w:val="en-ZW"/>
-        </w:rPr>
-        <w:t>nc</w:t>
-      </w:r>
-      <w:proofErr w:type="spellEnd"/>
-      <w:r>
-        <w:rPr>
-          <w:lang w:val="en-ZW"/>
-        </w:rPr>
+        <w:t xml:space="preserve"> </w:t>
+      </w:r>
+      <w:proofErr w:type="spellStart"/>
+      <w:r>
+        <w:rPr>
+          <w:lang w:val="en-ZW"/>
+        </w:rPr>
+        <w:t>linux</w:t>
+      </w:r>
+      <w:proofErr w:type="spellEnd"/>
+    </w:p>
+    <w:p>
+      <w:pPr>
+        <w:rPr>
+          <w:lang w:val="en-ZW"/>
+        </w:rPr>
+      </w:pPr>
+    </w:p>
+    <w:p>
+      <w:pPr>
+        <w:pStyle w:val="Ttulo2"/>
+      </w:pPr>
+      <w:r>
+        <w:t>Mostrar conexiones y puertos d</w:t>
+      </w:r>
+      <w:r>
+        <w:t>el sistema</w:t>
+      </w:r>
+    </w:p>
+    <w:p>
+      <w:r>
+        <w:t xml:space="preserve">sudo </w:t>
+      </w:r>
+      <w:proofErr w:type="spellStart"/>
+      <w:r>
+        <w:t>ss</w:t>
+      </w:r>
+      <w:proofErr w:type="spellEnd"/>
+      <w:r>
         <w:t xml:space="preserve"> -</w:t>
       </w:r>
       <w:proofErr w:type="spellStart"/>
       <w:r>
-        <w:rPr>
-          <w:lang w:val="en-ZW"/>
-        </w:rPr>
-        <w:t>zv</w:t>
-      </w:r>
-      <w:proofErr w:type="spellEnd"/>
-      <w:r>
-        <w:rPr>
-          <w:lang w:val="en-ZW"/>
-        </w:rPr>
-        <w:t xml:space="preserve"> 163.176.51.145 80</w:t>
-      </w:r>
-      <w:r>
-        <w:rPr>
-          <w:lang w:val="en-ZW"/>
-        </w:rPr>
+        <w:t>tulnp</w:t>
+      </w:r>
+      <w:proofErr w:type="spellEnd"/>
+      <w:r>
+        <w:t xml:space="preserve"> | grep :80</w:t>
+      </w:r>
+      <w:r>
         <w:tab/>
       </w:r>
       <w:r>
-        <w:rPr>
-          <w:lang w:val="en-ZW"/>
-        </w:rPr>
         <w:tab/>
       </w:r>
       <w:r>
-        <w:rPr>
-          <w:lang w:val="en-ZW"/>
-        </w:rPr>
+        <w:t>//</w:t>
+      </w:r>
+      <w:r>
+        <w:t>para la</w:t>
+      </w:r>
+      <w:r>
+        <w:t xml:space="preserve"> </w:t>
+      </w:r>
+      <w:proofErr w:type="gramStart"/>
+      <w:r>
+        <w:t xml:space="preserve">VM  </w:t>
+      </w:r>
+      <w:r>
+        <w:t>Ubuntu</w:t>
+      </w:r>
+      <w:proofErr w:type="gramEnd"/>
+    </w:p>
+    <w:p>
+      <w:proofErr w:type="spellStart"/>
+      <w:r>
+        <w:t>curl</w:t>
+      </w:r>
+      <w:proofErr w:type="spellEnd"/>
+      <w:r>
+        <w:t xml:space="preserve"> localhost</w:t>
+      </w:r>
+    </w:p>
+    <w:p/>
+    <w:p>
+      <w:pPr>
+        <w:pStyle w:val="Ttulo2"/>
+      </w:pPr>
+      <w:proofErr w:type="spellStart"/>
+      <w:r>
+        <w:t>iptables</w:t>
+      </w:r>
+      <w:proofErr w:type="spellEnd"/>
+      <w:r>
+        <w:t xml:space="preserve"> de Linux:</w:t>
+      </w:r>
+    </w:p>
+    <w:p>
+      <w:r>
+        <w:t xml:space="preserve">Es el firewall manual de Linux que se sobrepone a </w:t>
+      </w:r>
+      <w:proofErr w:type="spellStart"/>
+      <w:r>
+        <w:t>ufw</w:t>
+      </w:r>
+      <w:proofErr w:type="spellEnd"/>
+      <w:r>
+        <w:t>.</w:t>
+      </w:r>
+    </w:p>
+    <w:p>
+      <w:r>
+        <w:t xml:space="preserve">sudo </w:t>
+      </w:r>
+      <w:proofErr w:type="spellStart"/>
+      <w:r>
+        <w:t>iptables</w:t>
+      </w:r>
+      <w:proofErr w:type="spellEnd"/>
+      <w:r>
+        <w:t xml:space="preserve"> -L -n -v –line-</w:t>
+      </w:r>
+      <w:proofErr w:type="spellStart"/>
+      <w:r>
+        <w:t>numbers</w:t>
+      </w:r>
+      <w:proofErr w:type="spellEnd"/>
+      <w:r>
         <w:tab/>
       </w:r>
+      <w:r>
+        <w:tab/>
+        <w:t>//ver reglas</w:t>
+      </w:r>
+    </w:p>
+    <w:p>
+      <w:r>
+        <w:t xml:space="preserve">sudo </w:t>
+      </w:r>
+      <w:proofErr w:type="spellStart"/>
+      <w:r>
+        <w:t>iptables</w:t>
+      </w:r>
+      <w:proofErr w:type="spellEnd"/>
+      <w:r>
+        <w:t xml:space="preserve"> -R INPUT &lt;NUMERO&gt; </w:t>
+      </w:r>
+      <w:proofErr w:type="spellStart"/>
+      <w:r>
+        <w:t>nueva_regla</w:t>
+      </w:r>
+      <w:proofErr w:type="spellEnd"/>
+      <w:r>
+        <w:tab/>
+      </w:r>
+      <w:r>
+        <w:tab/>
+        <w:t xml:space="preserve">//editar </w:t>
+      </w:r>
+      <w:proofErr w:type="spellStart"/>
+      <w:r>
+        <w:t>numero</w:t>
+      </w:r>
+      <w:proofErr w:type="spellEnd"/>
+      <w:r>
+        <w:t xml:space="preserve"> de regla</w:t>
+      </w:r>
+    </w:p>
+    <w:p>
+      <w:r>
+        <w:rPr>
+          <w:noProof/>
+          <w:lang w:val="en-ZW"/>
+        </w:rPr>
+        <w:lastRenderedPageBreak/>
+        <mc:AlternateContent>
+          <mc:Choice Requires="wps">
+            <w:drawing>
+              <wp:anchor distT="45720" distB="45720" distL="114300" distR="114300" simplePos="0" relativeHeight="251661312" behindDoc="0" locked="0" layoutInCell="1" allowOverlap="1" wp14:anchorId="780CE1F3" wp14:editId="63DE0A54">
+                <wp:simplePos x="0" y="0"/>
+                <wp:positionH relativeFrom="column">
+                  <wp:posOffset>-67945</wp:posOffset>
+                </wp:positionH>
+                <wp:positionV relativeFrom="paragraph">
+                  <wp:posOffset>186055</wp:posOffset>
+                </wp:positionV>
+                <wp:extent cx="6366510" cy="1404620"/>
+                <wp:effectExtent l="0" t="0" r="15240" b="28575"/>
+                <wp:wrapTopAndBottom/>
+                <wp:docPr id="217" name="Cuadro de texto 2"/>
+                <wp:cNvGraphicFramePr>
+                  <a:graphicFrameLocks xmlns:a="http://schemas.openxmlformats.org/drawingml/2006/main"/>
+                </wp:cNvGraphicFramePr>
+                <a:graphic xmlns:a="http://schemas.openxmlformats.org/drawingml/2006/main">
+                  <a:graphicData uri="http://schemas.microsoft.com/office/word/2010/wordprocessingShape">
+                    <wps:wsp>
+                      <wps:cNvSpPr txBox="1">
+                        <a:spLocks noChangeArrowheads="1"/>
+                      </wps:cNvSpPr>
+                      <wps:spPr bwMode="auto">
+                        <a:xfrm>
+                          <a:off x="0" y="0"/>
+                          <a:ext cx="6366510" cy="1404620"/>
+                        </a:xfrm>
+                        <a:prstGeom prst="rect">
+                          <a:avLst/>
+                        </a:prstGeom>
+                        <a:solidFill>
+                          <a:srgbClr val="FFFFFF"/>
+                        </a:solidFill>
+                        <a:ln w="9525">
+                          <a:solidFill>
+                            <a:srgbClr val="000000"/>
+                          </a:solidFill>
+                          <a:miter lim="800000"/>
+                          <a:headEnd/>
+                          <a:tailEnd/>
+                        </a:ln>
+                      </wps:spPr>
+                      <wps:txbx>
+                        <w:txbxContent>
+                          <w:p>
+                            <w:pPr>
+                              <w:rPr>
+                                <w:rStyle w:val="10"/>
+                                <w:lang w:val="en-ZW"/>
+                              </w:rPr>
+                            </w:pPr>
+                            <w:r>
+                              <w:rPr>
+                                <w:lang w:val="en-ZW"/>
+                              </w:rPr>
+                              <w:t>&lt;s</w:t>
+                            </w:r>
+                            <w:r>
+                              <w:rPr>
+                                <w:lang w:val="en-ZW"/>
+                              </w:rPr>
+                              <w:t>cript&gt;</w:t>
+                            </w:r>
+                          </w:p>
+                          <w:p>
+                            <w:pPr>
+                              <w:rPr>
+                                <w:lang w:val="en-ZW"/>
+                              </w:rPr>
+                            </w:pPr>
+                            <w:proofErr w:type="spellStart"/>
+                            <w:r>
+                              <w:rPr>
+                                <w:rStyle w:val="10"/>
+                                <w:lang w:val="en-ZW"/>
+                              </w:rPr>
+                              <w:t>sudo</w:t>
+                            </w:r>
+                            <w:proofErr w:type="spellEnd"/>
+                            <w:r>
+                              <w:rPr>
+                                <w:lang w:val="en-ZW"/>
+                              </w:rPr>
+                              <w:t xml:space="preserve"> iptables </w:t>
+                            </w:r>
+                            <w:r>
+                              <w:rPr>
+                                <w:rStyle w:val="12"/>
+                                <w:lang w:val="en-ZW"/>
+                              </w:rPr>
+                              <w:t>-P</w:t>
+                            </w:r>
+                            <w:r>
+                              <w:rPr>
+                                <w:lang w:val="en-ZW"/>
+                              </w:rPr>
+                              <w:t xml:space="preserve"> INPUT ACCEPT</w:t>
+                            </w:r>
+                            <w:r>
+                              <w:rPr>
+                                <w:lang w:val="en-ZW"/>
+                              </w:rPr>
+                              <w:tab/>
+                            </w:r>
+                            <w:r>
+                              <w:rPr>
+                                <w:lang w:val="en-ZW"/>
+                              </w:rPr>
+                              <w:tab/>
+                            </w:r>
+                            <w:r>
+                              <w:rPr>
+                                <w:lang w:val="en-ZW"/>
+                              </w:rPr>
+                              <w:br/>
+                            </w:r>
+                            <w:proofErr w:type="spellStart"/>
+                            <w:r>
+                              <w:rPr>
+                                <w:rStyle w:val="10"/>
+                                <w:lang w:val="en-ZW"/>
+                              </w:rPr>
+                              <w:t>sudo</w:t>
+                            </w:r>
+                            <w:proofErr w:type="spellEnd"/>
+                            <w:r>
+                              <w:rPr>
+                                <w:lang w:val="en-ZW"/>
+                              </w:rPr>
+                              <w:t xml:space="preserve"> iptables </w:t>
+                            </w:r>
+                            <w:r>
+                              <w:rPr>
+                                <w:rStyle w:val="12"/>
+                                <w:lang w:val="en-ZW"/>
+                              </w:rPr>
+                              <w:t>-P</w:t>
+                            </w:r>
+                            <w:r>
+                              <w:rPr>
+                                <w:lang w:val="en-ZW"/>
+                              </w:rPr>
+                              <w:t xml:space="preserve"> FORWARD ACCEPT</w:t>
+                            </w:r>
+                            <w:r>
+                              <w:rPr>
+                                <w:lang w:val="en-ZW"/>
+                              </w:rPr>
+                              <w:tab/>
+                            </w:r>
+                            <w:r>
+                              <w:rPr>
+                                <w:lang w:val="en-ZW"/>
+                              </w:rPr>
+                              <w:br/>
+                            </w:r>
+                            <w:proofErr w:type="spellStart"/>
+                            <w:r>
+                              <w:rPr>
+                                <w:rStyle w:val="10"/>
+                                <w:lang w:val="en-ZW"/>
+                              </w:rPr>
+                              <w:t>sudo</w:t>
+                            </w:r>
+                            <w:proofErr w:type="spellEnd"/>
+                            <w:r>
+                              <w:rPr>
+                                <w:lang w:val="en-ZW"/>
+                              </w:rPr>
+                              <w:t xml:space="preserve"> iptables </w:t>
+                            </w:r>
+                            <w:r>
+                              <w:rPr>
+                                <w:rStyle w:val="12"/>
+                                <w:lang w:val="en-ZW"/>
+                              </w:rPr>
+                              <w:t>-P</w:t>
+                            </w:r>
+                            <w:r>
+                              <w:rPr>
+                                <w:lang w:val="en-ZW"/>
+                              </w:rPr>
+                              <w:t xml:space="preserve"> OUTPUT ACCEPT</w:t>
+                            </w:r>
+                            <w:r>
+                              <w:rPr>
+                                <w:lang w:val="en-ZW"/>
+                              </w:rPr>
+                              <w:tab/>
+                            </w:r>
+                          </w:p>
+                          <w:p>
+                            <w:r>
+                              <w:t xml:space="preserve">sudo </w:t>
+                            </w:r>
+                            <w:proofErr w:type="spellStart"/>
+                            <w:r>
+                              <w:t>iptables</w:t>
+                            </w:r>
+                            <w:proofErr w:type="spellEnd"/>
+                            <w:r>
+                              <w:t xml:space="preserve"> -F</w:t>
+                            </w:r>
+                            <w:r>
+                              <w:tab/>
+                            </w:r>
+                            <w:r>
+                              <w:tab/>
+                            </w:r>
+                            <w:r>
+                              <w:tab/>
+                            </w:r>
+                            <w:r>
+                              <w:tab/>
+                            </w:r>
+                            <w:r>
+                              <w:br/>
+                              <w:t xml:space="preserve">sudo </w:t>
+                            </w:r>
+                            <w:proofErr w:type="spellStart"/>
+                            <w:r>
+                              <w:t>iptables</w:t>
+                            </w:r>
+                            <w:proofErr w:type="spellEnd"/>
+                            <w:r>
+                              <w:t xml:space="preserve"> -A INPUT -p </w:t>
+                            </w:r>
+                            <w:proofErr w:type="spellStart"/>
+                            <w:r>
+                              <w:t>tcp</w:t>
+                            </w:r>
+                            <w:proofErr w:type="spellEnd"/>
+                            <w:r>
+                              <w:t xml:space="preserve"> --</w:t>
+                            </w:r>
+                            <w:proofErr w:type="spellStart"/>
+                            <w:r>
+                              <w:t>dport</w:t>
+                            </w:r>
+                            <w:proofErr w:type="spellEnd"/>
+                            <w:r>
+                              <w:t xml:space="preserve"> 22 -j ACCEPT</w:t>
+                            </w:r>
+                          </w:p>
+                          <w:p>
+                            <w:r>
+                              <w:t xml:space="preserve">sudo </w:t>
+                            </w:r>
+                            <w:proofErr w:type="spellStart"/>
+                            <w:r>
+                              <w:t>iptables</w:t>
+                            </w:r>
+                            <w:proofErr w:type="spellEnd"/>
+                            <w:r>
+                              <w:t xml:space="preserve"> -A INPUT -p </w:t>
+                            </w:r>
+                            <w:proofErr w:type="spellStart"/>
+                            <w:r>
+                              <w:t>tcp</w:t>
+                            </w:r>
+                            <w:proofErr w:type="spellEnd"/>
+                            <w:r>
+                              <w:t xml:space="preserve"> --</w:t>
+                            </w:r>
+                            <w:proofErr w:type="spellStart"/>
+                            <w:r>
+                              <w:t>dport</w:t>
+                            </w:r>
+                            <w:proofErr w:type="spellEnd"/>
+                            <w:r>
+                              <w:t xml:space="preserve"> 80 -j ACCEPT</w:t>
+                            </w:r>
+                          </w:p>
+                          <w:p>
+                            <w:pPr>
+                              <w:rPr>
+                                <w:lang w:val="en-ZW"/>
+                              </w:rPr>
+                            </w:pPr>
+                            <w:proofErr w:type="spellStart"/>
+                            <w:r>
+                              <w:rPr>
+                                <w:lang w:val="en-ZW"/>
+                              </w:rPr>
+                              <w:t>sudo</w:t>
+                            </w:r>
+                            <w:proofErr w:type="spellEnd"/>
+                            <w:r>
+                              <w:rPr>
+                                <w:lang w:val="en-ZW"/>
+                              </w:rPr>
+                              <w:t xml:space="preserve"> iptables -A INPUT -p </w:t>
+                            </w:r>
+                            <w:proofErr w:type="spellStart"/>
+                            <w:r>
+                              <w:rPr>
+                                <w:lang w:val="en-ZW"/>
+                              </w:rPr>
+                              <w:t>tcp</w:t>
+                            </w:r>
+                            <w:proofErr w:type="spellEnd"/>
+                            <w:r>
+                              <w:rPr>
+                                <w:lang w:val="en-ZW"/>
+                              </w:rPr>
+                              <w:t xml:space="preserve"> --</w:t>
+                            </w:r>
+                            <w:proofErr w:type="spellStart"/>
+                            <w:r>
+                              <w:rPr>
+                                <w:lang w:val="en-ZW"/>
+                              </w:rPr>
+                              <w:t>dport</w:t>
+                            </w:r>
+                            <w:proofErr w:type="spellEnd"/>
+                            <w:r>
+                              <w:rPr>
+                                <w:lang w:val="en-ZW"/>
+                              </w:rPr>
+                              <w:t xml:space="preserve"> 443 -j ACCEPT</w:t>
+                            </w:r>
+                          </w:p>
+                          <w:p>
+                            <w:pPr>
+                              <w:rPr>
+                                <w:lang w:val="en-ZW"/>
+                              </w:rPr>
+                            </w:pPr>
+                            <w:proofErr w:type="spellStart"/>
+                            <w:r>
+                              <w:rPr>
+                                <w:lang w:val="en-ZW"/>
+                              </w:rPr>
+                              <w:t>sudo</w:t>
+                            </w:r>
+                            <w:proofErr w:type="spellEnd"/>
+                            <w:r>
+                              <w:rPr>
+                                <w:lang w:val="en-ZW"/>
+                              </w:rPr>
+                              <w:t xml:space="preserve"> iptables -A INPUT -m </w:t>
+                            </w:r>
+                            <w:proofErr w:type="spellStart"/>
+                            <w:r>
+                              <w:rPr>
+                                <w:lang w:val="en-ZW"/>
+                              </w:rPr>
+                              <w:t>conntrack</w:t>
+                            </w:r>
+                            <w:proofErr w:type="spellEnd"/>
+                            <w:r>
+                              <w:rPr>
+                                <w:lang w:val="en-ZW"/>
+                              </w:rPr>
+                              <w:t xml:space="preserve"> --</w:t>
+                            </w:r>
+                            <w:proofErr w:type="spellStart"/>
+                            <w:r>
+                              <w:rPr>
+                                <w:lang w:val="en-ZW"/>
+                              </w:rPr>
+                              <w:t>ctstate</w:t>
+                            </w:r>
+                            <w:proofErr w:type="spellEnd"/>
+                            <w:r>
+                              <w:rPr>
+                                <w:lang w:val="en-ZW"/>
+                              </w:rPr>
+                              <w:t xml:space="preserve"> </w:t>
+                            </w:r>
+                            <w:proofErr w:type="gramStart"/>
+                            <w:r>
+                              <w:rPr>
+                                <w:lang w:val="en-ZW"/>
+                              </w:rPr>
+                              <w:t>ESTABLISHED,RELATED</w:t>
+                            </w:r>
+                            <w:proofErr w:type="gramEnd"/>
+                            <w:r>
+                              <w:rPr>
+                                <w:lang w:val="en-ZW"/>
+                              </w:rPr>
+                              <w:t xml:space="preserve"> -j ACCEPT</w:t>
+                            </w:r>
+                          </w:p>
+                          <w:p>
+                            <w:pPr>
+                              <w:rPr>
+                                <w:lang w:val="en-ZW"/>
+                              </w:rPr>
+                            </w:pPr>
+                            <w:proofErr w:type="spellStart"/>
+                            <w:r>
+                              <w:rPr>
+                                <w:lang w:val="en-ZW"/>
+                              </w:rPr>
+                              <w:t>sudo</w:t>
+                            </w:r>
+                            <w:proofErr w:type="spellEnd"/>
+                            <w:r>
+                              <w:rPr>
+                                <w:lang w:val="en-ZW"/>
+                              </w:rPr>
+                              <w:t xml:space="preserve"> iptables -P INPUT DROP</w:t>
+                            </w:r>
+                          </w:p>
+                          <w:p>
+                            <w:pPr>
+                              <w:rPr>
+                                <w:lang w:val="en-ZW"/>
+                              </w:rPr>
+                            </w:pPr>
+                            <w:proofErr w:type="spellStart"/>
+                            <w:r>
+                              <w:rPr>
+                                <w:lang w:val="en-ZW"/>
+                              </w:rPr>
+                              <w:t>sudo</w:t>
+                            </w:r>
+                            <w:proofErr w:type="spellEnd"/>
+                            <w:r>
+                              <w:rPr>
+                                <w:lang w:val="en-ZW"/>
+                              </w:rPr>
+                              <w:t xml:space="preserve"> iptables -P FORWARD DROP</w:t>
+                            </w:r>
+                          </w:p>
+                          <w:p>
+                            <w:pPr>
+                              <w:rPr>
+                                <w:lang w:val="en-ZW"/>
+                              </w:rPr>
+                            </w:pPr>
+                          </w:p>
+                        </w:txbxContent>
+                      </wps:txbx>
+                      <wps:bodyPr rot="0" vert="horz" wrap="square" lIns="91440" tIns="45720" rIns="91440" bIns="45720" anchor="t" anchorCtr="0">
+                        <a:spAutoFit/>
+                      </wps:bodyPr>
+                    </wps:wsp>
+                  </a:graphicData>
+                </a:graphic>
+                <wp14:sizeRelH relativeFrom="margin">
+                  <wp14:pctWidth>0</wp14:pctWidth>
+                </wp14:sizeRelH>
+                <wp14:sizeRelV relativeFrom="margin">
+                  <wp14:pctHeight>20000</wp14:pctHeight>
+                </wp14:sizeRelV>
+              </wp:anchor>
+            </w:drawing>
+          </mc:Choice>
+          <mc:Fallback>
+            <w:pict>
+              <v:shapetype w14:anchorId="780CE1F3" id="_x0000_t202" coordsize="21600,21600" o:spt="202" path="m,l,21600r21600,l21600,xe">
+                <v:stroke joinstyle="miter"/>
+                <v:path gradientshapeok="t" o:connecttype="rect"/>
+              </v:shapetype>
+              <v:shape id="Cuadro de texto 2" o:spid="_x0000_s1026" type="#_x0000_t202" style="position:absolute;margin-left:-5.35pt;margin-top:14.65pt;width:501.3pt;height:110.6pt;z-index:251661312;visibility:visible;mso-wrap-style:square;mso-width-percent:0;mso-height-percent:200;mso-wrap-distance-left:9pt;mso-wrap-distance-top:3.6pt;mso-wrap-distance-right:9pt;mso-wrap-distance-bottom:3.6pt;mso-position-horizontal:absolute;mso-position-horizontal-relative:text;mso-position-vertical:absolute;mso-position-vertical-relative:text;mso-width-percent:0;mso-height-percent:200;mso-width-relative:margin;mso-height-relative:margin;v-text-anchor:top" o:gfxdata="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">
+                <v:textbox style="mso-fit-shape-to-text:t">
+                  <w:txbxContent>
+                    <w:p>
+                      <w:pPr>
+                        <w:rPr>
+                          <w:rStyle w:val="10"/>
+                          <w:lang w:val="en-ZW"/>
+                        </w:rPr>
+                      </w:pPr>
+                      <w:r>
+                        <w:rPr>
+                          <w:lang w:val="en-ZW"/>
+                        </w:rPr>
+                        <w:t>&lt;s</w:t>
+                      </w:r>
+                      <w:r>
+                        <w:rPr>
+                          <w:lang w:val="en-ZW"/>
+                        </w:rPr>
+                        <w:t>cript&gt;</w:t>
+                      </w:r>
+                    </w:p>
+                    <w:p>
+                      <w:pPr>
+                        <w:rPr>
+                          <w:lang w:val="en-ZW"/>
+                        </w:rPr>
+                      </w:pPr>
+                      <w:proofErr w:type="spellStart"/>
+                      <w:r>
+                        <w:rPr>
+                          <w:rStyle w:val="10"/>
+                          <w:lang w:val="en-ZW"/>
+                        </w:rPr>
+                        <w:t>sudo</w:t>
+                      </w:r>
+                      <w:proofErr w:type="spellEnd"/>
+                      <w:r>
+                        <w:rPr>
+                          <w:lang w:val="en-ZW"/>
+                        </w:rPr>
+                        <w:t xml:space="preserve"> iptables </w:t>
+                      </w:r>
+                      <w:r>
+                        <w:rPr>
+                          <w:rStyle w:val="12"/>
+                          <w:lang w:val="en-ZW"/>
+                        </w:rPr>
+                        <w:t>-P</w:t>
+                      </w:r>
+                      <w:r>
+                        <w:rPr>
+                          <w:lang w:val="en-ZW"/>
+                        </w:rPr>
+                        <w:t xml:space="preserve"> INPUT ACCEPT</w:t>
+                      </w:r>
+                      <w:r>
+                        <w:rPr>
+                          <w:lang w:val="en-ZW"/>
+                        </w:rPr>
+                        <w:tab/>
+                      </w:r>
+                      <w:r>
+                        <w:rPr>
+                          <w:lang w:val="en-ZW"/>
+                        </w:rPr>
+                        <w:tab/>
+                      </w:r>
+                      <w:r>
+                        <w:rPr>
+                          <w:lang w:val="en-ZW"/>
+                        </w:rPr>
+                        <w:br/>
+                      </w:r>
+                      <w:proofErr w:type="spellStart"/>
+                      <w:r>
+                        <w:rPr>
+                          <w:rStyle w:val="10"/>
+                          <w:lang w:val="en-ZW"/>
+                        </w:rPr>
+                        <w:t>sudo</w:t>
+                      </w:r>
+                      <w:proofErr w:type="spellEnd"/>
+                      <w:r>
+                        <w:rPr>
+                          <w:lang w:val="en-ZW"/>
+                        </w:rPr>
+                        <w:t xml:space="preserve"> iptables </w:t>
+                      </w:r>
+                      <w:r>
+                        <w:rPr>
+                          <w:rStyle w:val="12"/>
+                          <w:lang w:val="en-ZW"/>
+                        </w:rPr>
+                        <w:t>-P</w:t>
+                      </w:r>
+                      <w:r>
+                        <w:rPr>
+                          <w:lang w:val="en-ZW"/>
+                        </w:rPr>
+                        <w:t xml:space="preserve"> FORWARD ACCEPT</w:t>
+                      </w:r>
+                      <w:r>
+                        <w:rPr>
+                          <w:lang w:val="en-ZW"/>
+                        </w:rPr>
+                        <w:tab/>
+                      </w:r>
+                      <w:r>
+                        <w:rPr>
+                          <w:lang w:val="en-ZW"/>
+                        </w:rPr>
+                        <w:br/>
+                      </w:r>
+                      <w:proofErr w:type="spellStart"/>
+                      <w:r>
+                        <w:rPr>
+                          <w:rStyle w:val="10"/>
+                          <w:lang w:val="en-ZW"/>
+                        </w:rPr>
+                        <w:t>sudo</w:t>
+                      </w:r>
+                      <w:proofErr w:type="spellEnd"/>
+                      <w:r>
+                        <w:rPr>
+                          <w:lang w:val="en-ZW"/>
+                        </w:rPr>
+                        <w:t xml:space="preserve"> iptables </w:t>
+                      </w:r>
+                      <w:r>
+                        <w:rPr>
+                          <w:rStyle w:val="12"/>
+                          <w:lang w:val="en-ZW"/>
+                        </w:rPr>
+                        <w:t>-P</w:t>
+                      </w:r>
+                      <w:r>
+                        <w:rPr>
+                          <w:lang w:val="en-ZW"/>
+                        </w:rPr>
+                        <w:t xml:space="preserve"> OUTPUT ACCEPT</w:t>
+                      </w:r>
+                      <w:r>
+                        <w:rPr>
+                          <w:lang w:val="en-ZW"/>
+                        </w:rPr>
+                        <w:tab/>
+                      </w:r>
+                    </w:p>
+                    <w:p>
+                      <w:r>
+                        <w:t xml:space="preserve">sudo </w:t>
+                      </w:r>
+                      <w:proofErr w:type="spellStart"/>
+                      <w:r>
+                        <w:t>iptables</w:t>
+                      </w:r>
+                      <w:proofErr w:type="spellEnd"/>
+                      <w:r>
+                        <w:t xml:space="preserve"> -F</w:t>
+                      </w:r>
+                      <w:r>
+                        <w:tab/>
+                      </w:r>
+                      <w:r>
+                        <w:tab/>
+                      </w:r>
+                      <w:r>
+                        <w:tab/>
+                      </w:r>
+                      <w:r>
+                        <w:tab/>
+                      </w:r>
+                      <w:r>
+                        <w:br/>
+                        <w:t xml:space="preserve">sudo </w:t>
+                      </w:r>
+                      <w:proofErr w:type="spellStart"/>
+                      <w:r>
+                        <w:t>iptables</w:t>
+                      </w:r>
+                      <w:proofErr w:type="spellEnd"/>
+                      <w:r>
+                        <w:t xml:space="preserve"> -A INPUT -p </w:t>
+                      </w:r>
+                      <w:proofErr w:type="spellStart"/>
+                      <w:r>
+                        <w:t>tcp</w:t>
+                      </w:r>
+                      <w:proofErr w:type="spellEnd"/>
+                      <w:r>
+                        <w:t xml:space="preserve"> --</w:t>
+                      </w:r>
+                      <w:proofErr w:type="spellStart"/>
+                      <w:r>
+                        <w:t>dport</w:t>
+                      </w:r>
+                      <w:proofErr w:type="spellEnd"/>
+                      <w:r>
+                        <w:t xml:space="preserve"> 22 -j ACCEPT</w:t>
+                      </w:r>
+                    </w:p>
+                    <w:p>
+                      <w:r>
+                        <w:t xml:space="preserve">sudo </w:t>
+                      </w:r>
+                      <w:proofErr w:type="spellStart"/>
+                      <w:r>
+                        <w:t>iptables</w:t>
+                      </w:r>
+                      <w:proofErr w:type="spellEnd"/>
+                      <w:r>
+                        <w:t xml:space="preserve"> -A INPUT -p </w:t>
+                      </w:r>
+                      <w:proofErr w:type="spellStart"/>
+                      <w:r>
+                        <w:t>tcp</w:t>
+                      </w:r>
+                      <w:proofErr w:type="spellEnd"/>
+                      <w:r>
+                        <w:t xml:space="preserve"> --</w:t>
+                      </w:r>
+                      <w:proofErr w:type="spellStart"/>
+                      <w:r>
+                        <w:t>dport</w:t>
+                      </w:r>
+                      <w:proofErr w:type="spellEnd"/>
+                      <w:r>
+                        <w:t xml:space="preserve"> 80 -j ACCEPT</w:t>
+                      </w:r>
+                    </w:p>
+                    <w:p>
+                      <w:pPr>
+                        <w:rPr>
+                          <w:lang w:val="en-ZW"/>
+                        </w:rPr>
+                      </w:pPr>
+                      <w:proofErr w:type="spellStart"/>
+                      <w:r>
+                        <w:rPr>
+                          <w:lang w:val="en-ZW"/>
+                        </w:rPr>
+                        <w:t>sudo</w:t>
+                      </w:r>
+                      <w:proofErr w:type="spellEnd"/>
+                      <w:r>
+                        <w:rPr>
+                          <w:lang w:val="en-ZW"/>
+                        </w:rPr>
+                        <w:t xml:space="preserve"> iptables -A INPUT -p </w:t>
+                      </w:r>
+                      <w:proofErr w:type="spellStart"/>
+                      <w:r>
+                        <w:rPr>
+                          <w:lang w:val="en-ZW"/>
+                        </w:rPr>
+                        <w:t>tcp</w:t>
+                      </w:r>
+                      <w:proofErr w:type="spellEnd"/>
+                      <w:r>
+                        <w:rPr>
+                          <w:lang w:val="en-ZW"/>
+                        </w:rPr>
+                        <w:t xml:space="preserve"> --</w:t>
+                      </w:r>
+                      <w:proofErr w:type="spellStart"/>
+                      <w:r>
+                        <w:rPr>
+                          <w:lang w:val="en-ZW"/>
+                        </w:rPr>
+                        <w:t>dport</w:t>
+                      </w:r>
+                      <w:proofErr w:type="spellEnd"/>
+                      <w:r>
+                        <w:rPr>
+                          <w:lang w:val="en-ZW"/>
+                        </w:rPr>
+                        <w:t xml:space="preserve"> 443 -j ACCEPT</w:t>
+                      </w:r>
+                    </w:p>
+                    <w:p>
+                      <w:pPr>
+                        <w:rPr>
+                          <w:lang w:val="en-ZW"/>
+                        </w:rPr>
+                      </w:pPr>
+                      <w:proofErr w:type="spellStart"/>
+                      <w:r>
+                        <w:rPr>
+                          <w:lang w:val="en-ZW"/>
+                        </w:rPr>
+                        <w:t>sudo</w:t>
+                      </w:r>
+                      <w:proofErr w:type="spellEnd"/>
+                      <w:r>
+                        <w:rPr>
+                          <w:lang w:val="en-ZW"/>
+                        </w:rPr>
+                        <w:t xml:space="preserve"> iptables -A INPUT -m </w:t>
+                      </w:r>
+                      <w:proofErr w:type="spellStart"/>
+                      <w:r>
+                        <w:rPr>
+                          <w:lang w:val="en-ZW"/>
+                        </w:rPr>
+                        <w:t>conntrack</w:t>
+                      </w:r>
+                      <w:proofErr w:type="spellEnd"/>
+                      <w:r>
+                        <w:rPr>
+                          <w:lang w:val="en-ZW"/>
+                        </w:rPr>
+                        <w:t xml:space="preserve"> --</w:t>
+                      </w:r>
+                      <w:proofErr w:type="spellStart"/>
+                      <w:r>
+                        <w:rPr>
+                          <w:lang w:val="en-ZW"/>
+                        </w:rPr>
+                        <w:t>ctstate</w:t>
+                      </w:r>
+                      <w:proofErr w:type="spellEnd"/>
+                      <w:r>
+                        <w:rPr>
+                          <w:lang w:val="en-ZW"/>
+                        </w:rPr>
+                        <w:t xml:space="preserve"> </w:t>
+                      </w:r>
+                      <w:proofErr w:type="gramStart"/>
+                      <w:r>
+                        <w:rPr>
+                          <w:lang w:val="en-ZW"/>
+                        </w:rPr>
+                        <w:t>ESTABLISHED,RELATED</w:t>
+                      </w:r>
+                      <w:proofErr w:type="gramEnd"/>
+                      <w:r>
+                        <w:rPr>
+                          <w:lang w:val="en-ZW"/>
+                        </w:rPr>
+                        <w:t xml:space="preserve"> -j ACCEPT</w:t>
+                      </w:r>
+                    </w:p>
+                    <w:p>
+                      <w:pPr>
+                        <w:rPr>
+                          <w:lang w:val="en-ZW"/>
+                        </w:rPr>
+                      </w:pPr>
+                      <w:proofErr w:type="spellStart"/>
+                      <w:r>
+                        <w:rPr>
+                          <w:lang w:val="en-ZW"/>
+                        </w:rPr>
+                        <w:t>sudo</w:t>
+                      </w:r>
+                      <w:proofErr w:type="spellEnd"/>
+                      <w:r>
+                        <w:rPr>
+                          <w:lang w:val="en-ZW"/>
+                        </w:rPr>
+                        <w:t xml:space="preserve"> iptables -P INPUT DROP</w:t>
+                      </w:r>
+                    </w:p>
+                    <w:p>
+                      <w:pPr>
+                        <w:rPr>
+                          <w:lang w:val="en-ZW"/>
+                        </w:rPr>
+                      </w:pPr>
+                      <w:proofErr w:type="spellStart"/>
+                      <w:r>
+                        <w:rPr>
+                          <w:lang w:val="en-ZW"/>
+                        </w:rPr>
+                        <w:t>sudo</w:t>
+                      </w:r>
+                      <w:proofErr w:type="spellEnd"/>
+                      <w:r>
+                        <w:rPr>
+                          <w:lang w:val="en-ZW"/>
+                        </w:rPr>
+                        <w:t xml:space="preserve"> iptables -P FORWARD DROP</w:t>
+                      </w:r>
+                    </w:p>
+                    <w:p>
+                      <w:pPr>
+                        <w:rPr>
+                          <w:lang w:val="en-ZW"/>
+                        </w:rPr>
+                      </w:pPr>
+                    </w:p>
+                  </w:txbxContent>
+                </v:textbox>
+                <w10:wrap type="topAndBottom"/>
+              </v:shape>
+            </w:pict>
+          </mc:Fallback>
+        </mc:AlternateContent>
+      </w:r>
+    </w:p>
+    <w:p/>
+    <w:p>
+      <w:pPr>
+        <w:pStyle w:val="Ttulo2"/>
+      </w:pPr>
+      <w:r>
+        <w:t>instalar node.js</w:t>
+      </w:r>
+    </w:p>
+    <w:p/>
+    <w:p>
+      <w:r>
+        <w:t># Actualizar paquetes</w:t>
+      </w:r>
+    </w:p>
+    <w:p>
+      <w:r>
+        <w:t xml:space="preserve">sudo </w:t>
+      </w:r>
+      <w:proofErr w:type="spellStart"/>
+      <w:r>
+        <w:t>apt</w:t>
+      </w:r>
+      <w:proofErr w:type="spellEnd"/>
+      <w:r>
+        <w:t xml:space="preserve"> </w:t>
+      </w:r>
+      <w:proofErr w:type="spellStart"/>
+      <w:r>
+        <w:t>update</w:t>
+      </w:r>
+      <w:proofErr w:type="spellEnd"/>
+    </w:p>
+    <w:p/>
+    <w:p>
+      <w:r>
+        <w:t xml:space="preserve"># Instalar </w:t>
+      </w:r>
+      <w:proofErr w:type="spellStart"/>
+      <w:r>
+        <w:t>curl</w:t>
+      </w:r>
+      <w:proofErr w:type="spellEnd"/>
+      <w:r>
+        <w:t xml:space="preserve"> si no está</w:t>
+      </w:r>
+    </w:p>
+    <w:p>
+      <w:r>
+        <w:t xml:space="preserve">sudo </w:t>
+      </w:r>
+      <w:proofErr w:type="spellStart"/>
+      <w:r>
+        <w:t>apt</w:t>
+      </w:r>
+      <w:proofErr w:type="spellEnd"/>
+      <w:r>
+        <w:t xml:space="preserve"> </w:t>
+      </w:r>
+      <w:proofErr w:type="spellStart"/>
+      <w:r>
+        <w:t>install</w:t>
+      </w:r>
+      <w:proofErr w:type="spellEnd"/>
+      <w:r>
+        <w:t xml:space="preserve"> -y </w:t>
+      </w:r>
+      <w:proofErr w:type="spellStart"/>
+      <w:r>
+        <w:t>curl</w:t>
+      </w:r>
+      <w:proofErr w:type="spellEnd"/>
+    </w:p>
+    <w:p/>
+    <w:p>
+      <w:r>
+        <w:t># Agregar repositorio Node.js 22 LTS</w:t>
+      </w:r>
+    </w:p>
+    <w:p>
+      <w:proofErr w:type="spellStart"/>
+      <w:r>
+        <w:t>curl</w:t>
+      </w:r>
+      <w:proofErr w:type="spellEnd"/>
+      <w:r>
+        <w:t xml:space="preserve"> -</w:t>
+      </w:r>
+      <w:proofErr w:type="spellStart"/>
+      <w:r>
+        <w:t>fsSL</w:t>
+      </w:r>
+      <w:proofErr w:type="spellEnd"/>
+      <w:r>
+        <w:t xml:space="preserve"> https://deb.nodesource.com/setup_22.x | sudo -E </w:t>
+      </w:r>
+      <w:proofErr w:type="spellStart"/>
+      <w:r>
+        <w:t>bash</w:t>
+      </w:r>
+      <w:proofErr w:type="spellEnd"/>
+      <w:r>
+        <w:t xml:space="preserve"> -</w:t>
+      </w:r>
+    </w:p>
+    <w:p/>
+    <w:p>
+      <w:r>
+        <w:t># Instalar Node.js</w:t>
+      </w:r>
+    </w:p>
+    <w:p>
+      <w:r>
+        <w:t xml:space="preserve">sudo </w:t>
+      </w:r>
+      <w:proofErr w:type="spellStart"/>
+      <w:r>
+        <w:t>apt</w:t>
+      </w:r>
+      <w:proofErr w:type="spellEnd"/>
+      <w:r>
+        <w:t xml:space="preserve"> </w:t>
+      </w:r>
+      <w:proofErr w:type="spellStart"/>
+      <w:r>
+        <w:t>install</w:t>
+      </w:r>
+      <w:proofErr w:type="spellEnd"/>
+      <w:r>
+        <w:t xml:space="preserve"> -y </w:t>
+      </w:r>
+      <w:proofErr w:type="spellStart"/>
+      <w:r>
+        <w:t>nodejs</w:t>
+      </w:r>
+      <w:proofErr w:type="spellEnd"/>
+    </w:p>
+    <w:p/>
+    <w:p>
+      <w:r>
+        <w:t>#permite correr el</w:t>
+      </w:r>
+      <w:r>
+        <w:t xml:space="preserve"> </w:t>
+      </w:r>
+      <w:proofErr w:type="gramStart"/>
+      <w:r>
+        <w:t>servidor</w:t>
+      </w:r>
+      <w:proofErr w:type="gramEnd"/>
+      <w:r>
+        <w:t xml:space="preserve"> aunque reinicies o </w:t>
+      </w:r>
+      <w:proofErr w:type="spellStart"/>
+      <w:r>
+        <w:t>o</w:t>
+      </w:r>
+      <w:proofErr w:type="spellEnd"/>
+      <w:r>
+        <w:t xml:space="preserve"> cierres la terminal</w:t>
+      </w:r>
+      <w:r>
+        <w:br/>
+      </w:r>
+      <w:r>
+        <w:t xml:space="preserve">sudo </w:t>
+      </w:r>
+      <w:proofErr w:type="spellStart"/>
+      <w:r>
+        <w:t>npm</w:t>
+      </w:r>
+      <w:proofErr w:type="spellEnd"/>
+      <w:r>
+        <w:t xml:space="preserve"> </w:t>
+      </w:r>
+      <w:proofErr w:type="spellStart"/>
+      <w:r>
+        <w:t>install</w:t>
+      </w:r>
+      <w:proofErr w:type="spellEnd"/>
+      <w:r>
+        <w:t xml:space="preserve"> -g pm2</w:t>
+      </w:r>
+    </w:p>
+    <w:p/>
+    <w:p>
+      <w:pPr>
+        <w:pStyle w:val="Ttulo2"/>
+      </w:pPr>
+      <w:r>
+        <w:t xml:space="preserve">Instalar </w:t>
+      </w:r>
+      <w:proofErr w:type="spellStart"/>
+      <w:r>
+        <w:t>mysql</w:t>
+      </w:r>
+      <w:proofErr w:type="spellEnd"/>
+    </w:p>
+    <w:p>
+      <w:r>
+        <w:t xml:space="preserve">sudo </w:t>
+      </w:r>
+      <w:proofErr w:type="spellStart"/>
+      <w:r>
+        <w:t>apt</w:t>
+      </w:r>
+      <w:proofErr w:type="spellEnd"/>
+      <w:r>
+        <w:t xml:space="preserve"> </w:t>
+      </w:r>
+      <w:proofErr w:type="spellStart"/>
+      <w:r>
+        <w:t>update</w:t>
+      </w:r>
+      <w:proofErr w:type="spellEnd"/>
+    </w:p>
+    <w:p>
+      <w:r>
+        <w:t xml:space="preserve">sudo </w:t>
+      </w:r>
+      <w:proofErr w:type="spellStart"/>
+      <w:r>
+        <w:t>apt</w:t>
+      </w:r>
+      <w:proofErr w:type="spellEnd"/>
+      <w:r>
+        <w:t xml:space="preserve"> </w:t>
+      </w:r>
+      <w:proofErr w:type="spellStart"/>
+      <w:r>
+        <w:t>install</w:t>
+      </w:r>
+      <w:proofErr w:type="spellEnd"/>
+      <w:r>
+        <w:t xml:space="preserve"> -y </w:t>
+      </w:r>
+      <w:proofErr w:type="spellStart"/>
+      <w:r>
+        <w:t>mysql</w:t>
+      </w:r>
+      <w:proofErr w:type="spellEnd"/>
+      <w:r>
+        <w:t>-server</w:t>
+      </w:r>
+    </w:p>
+    <w:p>
+      <w:pPr>
+        <w:pStyle w:val="Ttulo3"/>
+      </w:pPr>
+      <w:r>
+        <w:t>Iniciar el servicio</w:t>
+      </w:r>
+    </w:p>
+    <w:p>
+      <w:pPr>
+        <w:rPr>
+          <w:lang w:val="en-ZW"/>
+        </w:rPr>
+      </w:pPr>
+      <w:proofErr w:type="spellStart"/>
+      <w:r>
+        <w:rPr>
+          <w:lang w:val="en-ZW"/>
+        </w:rPr>
+        <w:t>sudo</w:t>
+      </w:r>
+      <w:proofErr w:type="spellEnd"/>
+      <w:r>
+        <w:rPr>
+          <w:lang w:val="en-ZW"/>
+        </w:rPr>
+        <w:t xml:space="preserve"> </w:t>
+      </w:r>
+      <w:proofErr w:type="spellStart"/>
+      <w:r>
+        <w:rPr>
+          <w:lang w:val="en-ZW"/>
+        </w:rPr>
+        <w:t>systemctl</w:t>
+      </w:r>
+      <w:proofErr w:type="spellEnd"/>
+      <w:r>
+        <w:rPr>
+          <w:lang w:val="en-ZW"/>
+        </w:rPr>
+        <w:t xml:space="preserve"> start </w:t>
+      </w:r>
+      <w:proofErr w:type="spellStart"/>
+      <w:r>
+        <w:rPr>
+          <w:lang w:val="en-ZW"/>
+        </w:rPr>
+        <w:t>mysql</w:t>
+      </w:r>
+      <w:proofErr w:type="spellEnd"/>
+    </w:p>
+    <w:p>
+      <w:pPr>
+        <w:rPr>
+          <w:lang w:val="en-ZW"/>
+        </w:rPr>
+      </w:pPr>
+      <w:proofErr w:type="spellStart"/>
+      <w:r>
+        <w:rPr>
+          <w:lang w:val="en-ZW"/>
+        </w:rPr>
+        <w:t>sudo</w:t>
+      </w:r>
+      <w:proofErr w:type="spellEnd"/>
+      <w:r>
+        <w:rPr>
+          <w:lang w:val="en-ZW"/>
+        </w:rPr>
+        <w:t xml:space="preserve"> </w:t>
+      </w:r>
+      <w:proofErr w:type="spellStart"/>
+      <w:r>
+        <w:rPr>
+          <w:lang w:val="en-ZW"/>
+        </w:rPr>
+        <w:t>systemctl</w:t>
+      </w:r>
+      <w:proofErr w:type="spellEnd"/>
+      <w:r>
+        <w:rPr>
+          <w:lang w:val="en-ZW"/>
+        </w:rPr>
+        <w:t xml:space="preserve"> enable </w:t>
+      </w:r>
+      <w:proofErr w:type="spellStart"/>
+      <w:r>
+        <w:rPr>
+          <w:lang w:val="en-ZW"/>
+        </w:rPr>
+        <w:t>mysql</w:t>
+      </w:r>
+      <w:proofErr w:type="spellEnd"/>
+    </w:p>
+    <w:p>
+      <w:pPr>
+        <w:rPr>
+          <w:lang w:val="en-ZW"/>
+        </w:rPr>
+      </w:pPr>
+      <w:proofErr w:type="spellStart"/>
+      <w:r>
+        <w:rPr>
+          <w:lang w:val="en-ZW"/>
+        </w:rPr>
+        <w:t>sudo</w:t>
+      </w:r>
+      <w:proofErr w:type="spellEnd"/>
+      <w:r>
+        <w:rPr>
+          <w:lang w:val="en-ZW"/>
+        </w:rPr>
+        <w:t xml:space="preserve"> </w:t>
+      </w:r>
+      <w:proofErr w:type="spellStart"/>
+      <w:r>
+        <w:rPr>
+          <w:lang w:val="en-ZW"/>
+        </w:rPr>
+        <w:t>systemctl</w:t>
+      </w:r>
+      <w:proofErr w:type="spellEnd"/>
+      <w:r>
+        <w:rPr>
+          <w:lang w:val="en-ZW"/>
+        </w:rPr>
+        <w:t xml:space="preserve"> status </w:t>
+      </w:r>
+      <w:proofErr w:type="spellStart"/>
+      <w:r>
+        <w:rPr>
+          <w:lang w:val="en-ZW"/>
+        </w:rPr>
+        <w:t>mysql</w:t>
+      </w:r>
+      <w:proofErr w:type="spellEnd"/>
+    </w:p>
+    <w:p>
+      <w:pPr>
+        <w:rPr>
+          <w:lang w:val="en-ZW"/>
+        </w:rPr>
+      </w:pPr>
+      <w:r>
+        <w:rPr>
+          <w:lang w:val="en-ZW"/>
+        </w:rPr>
+        <w:t>(</w:t>
+      </w:r>
+      <w:proofErr w:type="spellStart"/>
+      <w:proofErr w:type="gramStart"/>
+      <w:r>
+        <w:rPr>
+          <w:lang w:val="en-ZW"/>
+        </w:rPr>
+        <w:t>mysqldump</w:t>
+      </w:r>
+      <w:proofErr w:type="spellEnd"/>
+      <w:proofErr w:type="gramEnd"/>
+      <w:r>
+        <w:rPr>
+          <w:lang w:val="en-ZW"/>
+        </w:rPr>
+        <w:t xml:space="preserve"> -u root -p </w:t>
+      </w:r>
+      <w:proofErr w:type="spellStart"/>
+      <w:r>
+        <w:rPr>
+          <w:lang w:val="en-ZW"/>
+        </w:rPr>
+        <w:t>mypms</w:t>
+      </w:r>
+      <w:proofErr w:type="spellEnd"/>
+      <w:r>
+        <w:rPr>
+          <w:lang w:val="en-ZW"/>
+        </w:rPr>
+        <w:t xml:space="preserve"> | Out-File -Encoding utf8 </w:t>
+      </w:r>
+      <w:proofErr w:type="spellStart"/>
+      <w:r>
+        <w:rPr>
+          <w:lang w:val="en-ZW"/>
+        </w:rPr>
+        <w:t>mypms.sql</w:t>
+      </w:r>
+      <w:proofErr w:type="spellEnd"/>
       <w:r>
         <w:rPr>
           <w:lang w:val="en-ZW"/>
@@ -878,645 +2276,419 @@
         <w:rPr>
           <w:lang w:val="en-ZW"/>
         </w:rPr>
-        <w:t>cliente</w:t>
-      </w:r>
-      <w:proofErr w:type="spellEnd"/>
-      <w:r>
-        <w:rPr>
-          <w:lang w:val="en-ZW"/>
-        </w:rPr>
-        <w:t xml:space="preserve"> </w:t>
-      </w:r>
-      <w:proofErr w:type="spellStart"/>
-      <w:r>
-        <w:rPr>
-          <w:lang w:val="en-ZW"/>
-        </w:rPr>
-        <w:t>linux</w:t>
-      </w:r>
-      <w:proofErr w:type="spellEnd"/>
-    </w:p>
-    <w:p>
-      <w:pPr>
-        <w:rPr>
-          <w:lang w:val="en-ZW"/>
-        </w:rPr>
-      </w:pPr>
-    </w:p>
-    <w:p>
-      <w:pPr>
-        <w:pStyle w:val="Ttulo2"/>
-      </w:pPr>
-      <w:r>
-        <w:t>Mostrar conexiones y puertos d</w:t>
-      </w:r>
-      <w:r>
-        <w:t>el sistema</w:t>
-      </w:r>
-    </w:p>
-    <w:p>
-      <w:r>
-        <w:t xml:space="preserve">sudo </w:t>
-      </w:r>
-      <w:proofErr w:type="spellStart"/>
-      <w:r>
-        <w:t>ss</w:t>
-      </w:r>
-      <w:proofErr w:type="spellEnd"/>
-      <w:r>
-        <w:t xml:space="preserve"> -</w:t>
-      </w:r>
-      <w:proofErr w:type="spellStart"/>
-      <w:r>
-        <w:t>tulnp</w:t>
-      </w:r>
-      <w:proofErr w:type="spellEnd"/>
-      <w:r>
-        <w:t xml:space="preserve"> | grep :80</w:t>
-      </w:r>
-      <w:r>
-        <w:tab/>
-      </w:r>
-      <w:r>
-        <w:tab/>
-      </w:r>
-      <w:r>
-        <w:t>//</w:t>
-      </w:r>
-      <w:r>
-        <w:t>para la</w:t>
-      </w:r>
-      <w:r>
-        <w:t xml:space="preserve"> </w:t>
-      </w:r>
+        <w:t>ex</w:t>
+      </w:r>
+      <w:r>
+        <w:rPr>
+          <w:lang w:val="en-ZW"/>
+        </w:rPr>
+        <w:t>portar</w:t>
+      </w:r>
+      <w:proofErr w:type="spellEnd"/>
+      <w:r>
+        <w:rPr>
+          <w:lang w:val="en-ZW"/>
+        </w:rPr>
+        <w:t xml:space="preserve"> </w:t>
+      </w:r>
+      <w:proofErr w:type="spellStart"/>
+      <w:r>
+        <w:rPr>
+          <w:lang w:val="en-ZW"/>
+        </w:rPr>
+        <w:t>db</w:t>
+      </w:r>
+      <w:proofErr w:type="spellEnd"/>
+      <w:r>
+        <w:rPr>
+          <w:lang w:val="en-ZW"/>
+        </w:rPr>
+        <w:t>)</w:t>
+      </w:r>
+    </w:p>
+    <w:p>
+      <w:pPr>
+        <w:rPr>
+          <w:lang w:val="en-ZW"/>
+        </w:rPr>
+      </w:pPr>
+      <w:r>
+        <w:rPr>
+          <w:lang w:val="en-ZW"/>
+        </w:rPr>
+        <w:t>(</w:t>
+      </w:r>
+      <w:proofErr w:type="spellStart"/>
       <w:proofErr w:type="gramStart"/>
       <w:r>
-        <w:t xml:space="preserve">VM  </w:t>
-      </w:r>
-      <w:r>
-        <w:t>Ubuntu</w:t>
-      </w:r>
+        <w:t>mysql</w:t>
+      </w:r>
+      <w:proofErr w:type="spellEnd"/>
       <w:proofErr w:type="gramEnd"/>
-    </w:p>
-    <w:p>
-      <w:pPr>
-        <w:rPr>
-          <w:lang w:val="en-ZW"/>
-        </w:rPr>
-      </w:pPr>
-      <w:r>
-        <w:rPr>
-          <w:lang w:val="en-ZW"/>
-        </w:rPr>
-        <w:t>curl localhost</w:t>
-      </w:r>
-    </w:p>
-    <w:p>
-      <w:pPr>
-        <w:rPr>
-          <w:lang w:val="en-ZW"/>
-        </w:rPr>
-      </w:pPr>
-    </w:p>
-    <w:p>
-      <w:pPr>
-        <w:pStyle w:val="Ttulo2"/>
-      </w:pPr>
-      <w:proofErr w:type="spellStart"/>
-      <w:r>
-        <w:t>iptables</w:t>
-      </w:r>
-      <w:proofErr w:type="spellEnd"/>
-      <w:r>
-        <w:t xml:space="preserve"> de Linux:</w:t>
-      </w:r>
-    </w:p>
-    <w:p>
-      <w:r>
-        <w:t xml:space="preserve">Es el firewall manual de Linux que se sobrepone a </w:t>
-      </w:r>
-      <w:proofErr w:type="spellStart"/>
-      <w:r>
-        <w:t>ufw</w:t>
-      </w:r>
-      <w:proofErr w:type="spellEnd"/>
-      <w:r>
-        <w:t>.</w:t>
-      </w:r>
-    </w:p>
-    <w:p>
-      <w:r>
-        <w:t xml:space="preserve">sudo </w:t>
-      </w:r>
-      <w:proofErr w:type="spellStart"/>
-      <w:r>
-        <w:t>iptables</w:t>
-      </w:r>
-      <w:proofErr w:type="spellEnd"/>
-      <w:r>
-        <w:t xml:space="preserve"> -F</w:t>
-      </w:r>
-      <w:r>
-        <w:tab/>
-      </w:r>
-      <w:r>
-        <w:tab/>
-      </w:r>
-      <w:r>
+      <w:r>
+        <w:t xml:space="preserve"> </w:t>
+      </w:r>
+      <w:r>
+        <w:rPr>
+          <w:rStyle w:val="12"/>
+        </w:rPr>
+        <w:t>-u</w:t>
+      </w:r>
+      <w:r>
+        <w:t xml:space="preserve"> </w:t>
+      </w:r>
+      <w:proofErr w:type="spellStart"/>
+      <w:r>
+        <w:t>root</w:t>
+      </w:r>
+      <w:proofErr w:type="spellEnd"/>
+      <w:r>
+        <w:t xml:space="preserve"> </w:t>
+      </w:r>
+      <w:r>
+        <w:rPr>
+          <w:rStyle w:val="12"/>
+        </w:rPr>
+        <w:t>-p</w:t>
+      </w:r>
+      <w:r>
+        <w:t xml:space="preserve"> </w:t>
+      </w:r>
+      <w:proofErr w:type="spellStart"/>
+      <w:r>
+        <w:t>mypms</w:t>
+      </w:r>
+      <w:proofErr w:type="spellEnd"/>
+      <w:r>
+        <w:t xml:space="preserve"> &lt; </w:t>
+      </w:r>
+      <w:proofErr w:type="spellStart"/>
+      <w:r>
+        <w:t>mypms.sql</w:t>
+      </w:r>
+      <w:proofErr w:type="spellEnd"/>
+      <w:r>
+        <w:rPr>
+          <w:lang w:val="en-ZW"/>
+        </w:rPr>
         <w:tab/>
         <w:t>//</w:t>
       </w:r>
-      <w:r>
-        <w:t>borrar reglas</w:t>
-      </w:r>
-    </w:p>
-    <w:p>
-      <w:r>
-        <w:rPr>
-          <w:rStyle w:val="10"/>
+      <w:proofErr w:type="spellStart"/>
+      <w:r>
+        <w:rPr>
+          <w:lang w:val="en-ZW"/>
+        </w:rPr>
+        <w:t>importar</w:t>
+      </w:r>
+      <w:proofErr w:type="spellEnd"/>
+      <w:r>
+        <w:rPr>
+          <w:lang w:val="en-ZW"/>
+        </w:rPr>
+        <w:t xml:space="preserve"> </w:t>
+      </w:r>
+      <w:proofErr w:type="spellStart"/>
+      <w:r>
+        <w:rPr>
+          <w:lang w:val="en-ZW"/>
+        </w:rPr>
+        <w:t>db</w:t>
+      </w:r>
+      <w:proofErr w:type="spellEnd"/>
+      <w:r>
+        <w:rPr>
+          <w:lang w:val="en-ZW"/>
+        </w:rPr>
+        <w:t>)</w:t>
+      </w:r>
+    </w:p>
+    <w:p>
+      <w:pPr>
+        <w:rPr>
+          <w:lang w:val="en-ZW"/>
+        </w:rPr>
+      </w:pPr>
+    </w:p>
+    <w:p>
+      <w:pPr>
+        <w:pStyle w:val="Ttulo2"/>
+        <w:rPr>
+          <w:lang w:val="en-ZW"/>
+        </w:rPr>
+      </w:pPr>
+      <w:proofErr w:type="spellStart"/>
+      <w:r>
+        <w:rPr>
+          <w:lang w:val="en-ZW"/>
+        </w:rPr>
+        <w:lastRenderedPageBreak/>
+        <w:t>Instalar</w:t>
+      </w:r>
+      <w:proofErr w:type="spellEnd"/>
+      <w:r>
+        <w:rPr>
+          <w:lang w:val="en-ZW"/>
+        </w:rPr>
+        <w:t xml:space="preserve"> </w:t>
+      </w:r>
+      <w:proofErr w:type="spellStart"/>
+      <w:r>
+        <w:rPr>
+          <w:lang w:val="en-ZW"/>
+        </w:rPr>
+        <w:t>Mosquitto</w:t>
+      </w:r>
+      <w:proofErr w:type="spellEnd"/>
+    </w:p>
+    <w:p>
+      <w:pPr>
+        <w:rPr>
+          <w:lang w:val="en-ZW"/>
+        </w:rPr>
+      </w:pPr>
+      <w:proofErr w:type="spellStart"/>
+      <w:r>
+        <w:rPr>
+          <w:lang w:val="en-ZW"/>
         </w:rPr>
         <w:t>sudo</w:t>
       </w:r>
-      <w:r>
-        <w:t xml:space="preserve"> </w:t>
-      </w:r>
-      <w:proofErr w:type="spellStart"/>
-      <w:r>
-        <w:t>iptables</w:t>
-      </w:r>
-      <w:proofErr w:type="spellEnd"/>
-      <w:r>
-        <w:t xml:space="preserve"> </w:t>
-      </w:r>
-      <w:r>
-        <w:rPr>
-          <w:rStyle w:val="12"/>
-        </w:rPr>
-        <w:t>-P</w:t>
-      </w:r>
-      <w:r>
-        <w:t xml:space="preserve"> INPUT DROP</w:t>
-      </w:r>
-      <w:r>
-        <w:br/>
-      </w:r>
-      <w:r>
-        <w:rPr>
-          <w:rStyle w:val="10"/>
+      <w:proofErr w:type="spellEnd"/>
+      <w:r>
+        <w:rPr>
+          <w:lang w:val="en-ZW"/>
+        </w:rPr>
+        <w:t xml:space="preserve"> apt update</w:t>
+      </w:r>
+    </w:p>
+    <w:p>
+      <w:pPr>
+        <w:rPr>
+          <w:lang w:val="en-ZW"/>
+        </w:rPr>
+      </w:pPr>
+      <w:proofErr w:type="spellStart"/>
+      <w:r>
+        <w:rPr>
+          <w:lang w:val="en-ZW"/>
         </w:rPr>
         <w:t>sudo</w:t>
       </w:r>
-      <w:r>
-        <w:t xml:space="preserve"> </w:t>
-      </w:r>
-      <w:proofErr w:type="spellStart"/>
-      <w:r>
-        <w:t>iptables</w:t>
-      </w:r>
-      <w:proofErr w:type="spellEnd"/>
-      <w:r>
-        <w:t xml:space="preserve"> </w:t>
-      </w:r>
-      <w:r>
-        <w:rPr>
-          <w:rStyle w:val="12"/>
-        </w:rPr>
-        <w:t>-P</w:t>
-      </w:r>
-      <w:r>
-        <w:t xml:space="preserve"> FORWARD DROP</w:t>
-      </w:r>
-      <w:r>
-        <w:br/>
-      </w:r>
-      <w:r>
-        <w:rPr>
-          <w:rStyle w:val="10"/>
+      <w:proofErr w:type="spellEnd"/>
+      <w:r>
+        <w:rPr>
+          <w:lang w:val="en-ZW"/>
+        </w:rPr>
+        <w:t xml:space="preserve"> apt install -y </w:t>
+      </w:r>
+      <w:proofErr w:type="spellStart"/>
+      <w:r>
+        <w:rPr>
+          <w:lang w:val="en-ZW"/>
+        </w:rPr>
+        <w:t>mosquitto</w:t>
+      </w:r>
+      <w:proofErr w:type="spellEnd"/>
+      <w:r>
+        <w:rPr>
+          <w:lang w:val="en-ZW"/>
+        </w:rPr>
+        <w:t xml:space="preserve"> </w:t>
+      </w:r>
+      <w:proofErr w:type="spellStart"/>
+      <w:r>
+        <w:rPr>
+          <w:lang w:val="en-ZW"/>
+        </w:rPr>
+        <w:t>mosquitto</w:t>
+      </w:r>
+      <w:proofErr w:type="spellEnd"/>
+      <w:r>
+        <w:rPr>
+          <w:lang w:val="en-ZW"/>
+        </w:rPr>
+        <w:t>-clients</w:t>
+      </w:r>
+    </w:p>
+    <w:p>
+      <w:pPr>
+        <w:pStyle w:val="Ttulo3"/>
+        <w:rPr>
+          <w:lang w:val="en-ZW"/>
+        </w:rPr>
+      </w:pPr>
+      <w:proofErr w:type="spellStart"/>
+      <w:r>
+        <w:rPr>
+          <w:lang w:val="en-ZW"/>
+        </w:rPr>
+        <w:t>Iniciar</w:t>
+      </w:r>
+      <w:proofErr w:type="spellEnd"/>
+      <w:r>
+        <w:rPr>
+          <w:lang w:val="en-ZW"/>
+        </w:rPr>
+        <w:t xml:space="preserve"> </w:t>
+      </w:r>
+      <w:proofErr w:type="spellStart"/>
+      <w:r>
+        <w:rPr>
+          <w:lang w:val="en-ZW"/>
+        </w:rPr>
+        <w:t>servicio</w:t>
+      </w:r>
+      <w:proofErr w:type="spellEnd"/>
+    </w:p>
+    <w:p>
+      <w:pPr>
+        <w:rPr>
+          <w:lang w:val="en-ZW"/>
+        </w:rPr>
+      </w:pPr>
+      <w:proofErr w:type="spellStart"/>
+      <w:r>
+        <w:rPr>
+          <w:lang w:val="en-ZW"/>
         </w:rPr>
         <w:t>sudo</w:t>
       </w:r>
-      <w:r>
-        <w:t xml:space="preserve"> </w:t>
-      </w:r>
-      <w:proofErr w:type="spellStart"/>
-      <w:r>
-        <w:t>iptables</w:t>
-      </w:r>
-      <w:proofErr w:type="spellEnd"/>
-      <w:r>
-        <w:t xml:space="preserve"> </w:t>
-      </w:r>
-      <w:r>
-        <w:rPr>
-          <w:rStyle w:val="12"/>
-        </w:rPr>
-        <w:t>-P</w:t>
-      </w:r>
-      <w:r>
-        <w:t xml:space="preserve"> OUTPUT ACCEPT</w:t>
-      </w:r>
-      <w:r>
-        <w:br/>
-      </w:r>
-      <w:r>
-        <w:br/>
-      </w:r>
-      <w:r>
-        <w:rPr>
-          <w:rStyle w:val="10"/>
+      <w:proofErr w:type="spellEnd"/>
+      <w:r>
+        <w:rPr>
+          <w:lang w:val="en-ZW"/>
+        </w:rPr>
+        <w:t xml:space="preserve"> </w:t>
+      </w:r>
+      <w:proofErr w:type="spellStart"/>
+      <w:r>
+        <w:rPr>
+          <w:lang w:val="en-ZW"/>
+        </w:rPr>
+        <w:t>systemctl</w:t>
+      </w:r>
+      <w:proofErr w:type="spellEnd"/>
+      <w:r>
+        <w:rPr>
+          <w:lang w:val="en-ZW"/>
+        </w:rPr>
+        <w:t xml:space="preserve"> start </w:t>
+      </w:r>
+      <w:proofErr w:type="spellStart"/>
+      <w:r>
+        <w:rPr>
+          <w:lang w:val="en-ZW"/>
+        </w:rPr>
+        <w:t>mosquitto</w:t>
+      </w:r>
+      <w:proofErr w:type="spellEnd"/>
+    </w:p>
+    <w:p>
+      <w:pPr>
+        <w:rPr>
+          <w:lang w:val="en-ZW"/>
+        </w:rPr>
+      </w:pPr>
+      <w:proofErr w:type="spellStart"/>
+      <w:r>
+        <w:rPr>
+          <w:lang w:val="en-ZW"/>
         </w:rPr>
         <w:t>sudo</w:t>
       </w:r>
-      <w:r>
-        <w:t xml:space="preserve"> </w:t>
-      </w:r>
-      <w:proofErr w:type="spellStart"/>
-      <w:r>
-        <w:t>iptables</w:t>
-      </w:r>
-      <w:proofErr w:type="spellEnd"/>
-      <w:r>
-        <w:t xml:space="preserve"> </w:t>
-      </w:r>
-      <w:r>
-        <w:rPr>
-          <w:rStyle w:val="12"/>
-        </w:rPr>
-        <w:t>-A</w:t>
-      </w:r>
-      <w:r>
-        <w:t xml:space="preserve"> INPUT </w:t>
-      </w:r>
-      <w:r>
-        <w:rPr>
-          <w:rStyle w:val="12"/>
-        </w:rPr>
-        <w:t>-m</w:t>
-      </w:r>
-      <w:r>
-        <w:t xml:space="preserve"> </w:t>
-      </w:r>
-      <w:proofErr w:type="spellStart"/>
-      <w:r>
-        <w:t>conntrack</w:t>
-      </w:r>
-      <w:proofErr w:type="spellEnd"/>
-      <w:r>
-        <w:t xml:space="preserve"> </w:t>
-      </w:r>
-      <w:r>
-        <w:rPr>
-          <w:rStyle w:val="12"/>
-        </w:rPr>
-        <w:t>--</w:t>
-      </w:r>
-      <w:proofErr w:type="spellStart"/>
-      <w:r>
-        <w:rPr>
-          <w:rStyle w:val="12"/>
-        </w:rPr>
-        <w:t>ctstate</w:t>
-      </w:r>
-      <w:proofErr w:type="spellEnd"/>
-      <w:r>
-        <w:t xml:space="preserve"> </w:t>
-      </w:r>
-      <w:proofErr w:type="gramStart"/>
-      <w:r>
-        <w:t>ESTABLISHED,RELATED</w:t>
-      </w:r>
-      <w:proofErr w:type="gramEnd"/>
-      <w:r>
-        <w:t xml:space="preserve"> </w:t>
-      </w:r>
-      <w:r>
-        <w:rPr>
-          <w:rStyle w:val="12"/>
-        </w:rPr>
-        <w:t>-j</w:t>
-      </w:r>
-      <w:r>
-        <w:t xml:space="preserve"> ACCEPT</w:t>
-      </w:r>
-      <w:r>
-        <w:br/>
-      </w:r>
-      <w:r>
-        <w:rPr>
-          <w:rStyle w:val="10"/>
+      <w:proofErr w:type="spellEnd"/>
+      <w:r>
+        <w:rPr>
+          <w:lang w:val="en-ZW"/>
+        </w:rPr>
+        <w:t xml:space="preserve"> </w:t>
+      </w:r>
+      <w:proofErr w:type="spellStart"/>
+      <w:r>
+        <w:rPr>
+          <w:lang w:val="en-ZW"/>
+        </w:rPr>
+        <w:t>systemctl</w:t>
+      </w:r>
+      <w:proofErr w:type="spellEnd"/>
+      <w:r>
+        <w:rPr>
+          <w:lang w:val="en-ZW"/>
+        </w:rPr>
+        <w:t xml:space="preserve"> enable </w:t>
+      </w:r>
+      <w:proofErr w:type="spellStart"/>
+      <w:r>
+        <w:rPr>
+          <w:lang w:val="en-ZW"/>
+        </w:rPr>
+        <w:t>mosquit</w:t>
+      </w:r>
+      <w:r>
+        <w:rPr>
+          <w:lang w:val="en-ZW"/>
+        </w:rPr>
+        <w:t>t</w:t>
+      </w:r>
+      <w:r>
+        <w:rPr>
+          <w:lang w:val="en-ZW"/>
+        </w:rPr>
+        <w:t>o</w:t>
+      </w:r>
+      <w:proofErr w:type="spellEnd"/>
+    </w:p>
+    <w:p>
+      <w:pPr>
+        <w:rPr>
+          <w:lang w:val="en-ZW"/>
+        </w:rPr>
+      </w:pPr>
+      <w:proofErr w:type="spellStart"/>
+      <w:r>
+        <w:rPr>
+          <w:lang w:val="en-ZW"/>
         </w:rPr>
         <w:t>sudo</w:t>
       </w:r>
-      <w:r>
-        <w:t xml:space="preserve"> </w:t>
-      </w:r>
-      <w:proofErr w:type="spellStart"/>
-      <w:r>
-        <w:t>iptables</w:t>
-      </w:r>
-      <w:proofErr w:type="spellEnd"/>
-      <w:r>
-        <w:t xml:space="preserve"> </w:t>
-      </w:r>
-      <w:r>
-        <w:rPr>
-          <w:rStyle w:val="12"/>
-        </w:rPr>
-        <w:t>-A</w:t>
-      </w:r>
-      <w:r>
-        <w:t xml:space="preserve"> INPUT </w:t>
-      </w:r>
-      <w:r>
-        <w:rPr>
-          <w:rStyle w:val="12"/>
-        </w:rPr>
-        <w:t>-i</w:t>
-      </w:r>
-      <w:r>
-        <w:t xml:space="preserve"> lo </w:t>
-      </w:r>
-      <w:r>
-        <w:rPr>
-          <w:rStyle w:val="12"/>
-        </w:rPr>
-        <w:t>-j</w:t>
-      </w:r>
-      <w:r>
-        <w:t xml:space="preserve"> ACCEPT</w:t>
-      </w:r>
-      <w:r>
-        <w:br/>
-      </w:r>
-      <w:r>
-        <w:br/>
-      </w:r>
-      <w:r>
-        <w:rPr>
-          <w:rStyle w:val="t"/>
-        </w:rPr>
-        <w:lastRenderedPageBreak/>
-        <w:t># SSH</w:t>
-      </w:r>
-      <w:r>
-        <w:br/>
-      </w:r>
-      <w:r>
-        <w:rPr>
-          <w:rStyle w:val="10"/>
-        </w:rPr>
-        <w:t>sudo</w:t>
-      </w:r>
-      <w:r>
-        <w:t xml:space="preserve"> </w:t>
-      </w:r>
-      <w:proofErr w:type="spellStart"/>
-      <w:r>
-        <w:t>iptables</w:t>
-      </w:r>
-      <w:proofErr w:type="spellEnd"/>
-      <w:r>
-        <w:t xml:space="preserve"> </w:t>
-      </w:r>
-      <w:r>
-        <w:rPr>
-          <w:rStyle w:val="12"/>
-        </w:rPr>
-        <w:t>-A</w:t>
-      </w:r>
-      <w:r>
-        <w:t xml:space="preserve"> INPUT </w:t>
-      </w:r>
-      <w:r>
-        <w:rPr>
-          <w:rStyle w:val="12"/>
-        </w:rPr>
-        <w:t>-p</w:t>
-      </w:r>
-      <w:r>
-        <w:t xml:space="preserve"> </w:t>
-      </w:r>
-      <w:proofErr w:type="spellStart"/>
-      <w:r>
-        <w:t>tcp</w:t>
-      </w:r>
-      <w:proofErr w:type="spellEnd"/>
-      <w:r>
-        <w:t xml:space="preserve"> </w:t>
-      </w:r>
-      <w:r>
-        <w:rPr>
-          <w:rStyle w:val="12"/>
-        </w:rPr>
-        <w:t>--</w:t>
-      </w:r>
-      <w:proofErr w:type="spellStart"/>
-      <w:r>
-        <w:rPr>
-          <w:rStyle w:val="12"/>
-        </w:rPr>
-        <w:t>dport</w:t>
-      </w:r>
-      <w:proofErr w:type="spellEnd"/>
-      <w:r>
-        <w:t xml:space="preserve"> </w:t>
-      </w:r>
-      <w:r>
-        <w:rPr>
-          <w:rStyle w:val="y"/>
-        </w:rPr>
-        <w:t>22</w:t>
-      </w:r>
-      <w:r>
-        <w:t xml:space="preserve"> </w:t>
-      </w:r>
-      <w:r>
-        <w:rPr>
-          <w:rStyle w:val="12"/>
-        </w:rPr>
-        <w:t>-j</w:t>
-      </w:r>
-      <w:r>
-        <w:t xml:space="preserve"> ACCEPT</w:t>
-      </w:r>
-      <w:r>
-        <w:br/>
-      </w:r>
-      <w:r>
-        <w:br/>
-      </w:r>
-      <w:r>
-        <w:rPr>
-          <w:rStyle w:val="t"/>
-        </w:rPr>
-        <w:t># HTTP / HTTPS</w:t>
-      </w:r>
-      <w:r>
-        <w:br/>
-      </w:r>
-      <w:r>
-        <w:rPr>
-          <w:rStyle w:val="10"/>
-        </w:rPr>
-        <w:t>sudo</w:t>
-      </w:r>
-      <w:r>
-        <w:t xml:space="preserve"> </w:t>
-      </w:r>
-      <w:proofErr w:type="spellStart"/>
-      <w:r>
-        <w:t>iptables</w:t>
-      </w:r>
-      <w:proofErr w:type="spellEnd"/>
-      <w:r>
-        <w:t xml:space="preserve"> </w:t>
-      </w:r>
-      <w:r>
-        <w:rPr>
-          <w:rStyle w:val="12"/>
-        </w:rPr>
-        <w:t>-A</w:t>
-      </w:r>
-      <w:r>
-        <w:t xml:space="preserve"> INPUT </w:t>
-      </w:r>
-      <w:r>
-        <w:rPr>
-          <w:rStyle w:val="12"/>
-        </w:rPr>
-        <w:t>-p</w:t>
-      </w:r>
-      <w:r>
-        <w:t xml:space="preserve"> </w:t>
-      </w:r>
-      <w:proofErr w:type="spellStart"/>
-      <w:r>
-        <w:t>tcp</w:t>
-      </w:r>
-      <w:proofErr w:type="spellEnd"/>
-      <w:r>
-        <w:t xml:space="preserve"> </w:t>
-      </w:r>
-      <w:r>
-        <w:rPr>
-          <w:rStyle w:val="12"/>
-        </w:rPr>
-        <w:t>--</w:t>
-      </w:r>
-      <w:proofErr w:type="spellStart"/>
-      <w:r>
-        <w:rPr>
-          <w:rStyle w:val="12"/>
-        </w:rPr>
-        <w:t>dport</w:t>
-      </w:r>
-      <w:proofErr w:type="spellEnd"/>
-      <w:r>
-        <w:t xml:space="preserve"> </w:t>
-      </w:r>
-      <w:r>
-        <w:rPr>
-          <w:rStyle w:val="y"/>
-        </w:rPr>
-        <w:t>80</w:t>
-      </w:r>
-      <w:r>
-        <w:t xml:space="preserve"> </w:t>
-      </w:r>
-      <w:r>
-        <w:rPr>
-          <w:rStyle w:val="12"/>
-        </w:rPr>
-        <w:t>-j</w:t>
-      </w:r>
-      <w:r>
-        <w:t xml:space="preserve"> ACCEPT</w:t>
-      </w:r>
-      <w:r>
-        <w:br/>
-      </w:r>
-      <w:r>
-        <w:rPr>
-          <w:rStyle w:val="10"/>
-        </w:rPr>
-        <w:t>sudo</w:t>
-      </w:r>
-      <w:r>
-        <w:t xml:space="preserve"> </w:t>
-      </w:r>
-      <w:proofErr w:type="spellStart"/>
-      <w:r>
-        <w:t>iptables</w:t>
-      </w:r>
-      <w:proofErr w:type="spellEnd"/>
-      <w:r>
-        <w:t xml:space="preserve"> </w:t>
-      </w:r>
-      <w:r>
-        <w:rPr>
-          <w:rStyle w:val="12"/>
-        </w:rPr>
-        <w:t>-A</w:t>
-      </w:r>
-      <w:r>
-        <w:t xml:space="preserve"> INPUT </w:t>
-      </w:r>
-      <w:r>
-        <w:rPr>
-          <w:rStyle w:val="12"/>
-        </w:rPr>
-        <w:t>-p</w:t>
-      </w:r>
-      <w:r>
-        <w:t xml:space="preserve"> </w:t>
-      </w:r>
-      <w:proofErr w:type="spellStart"/>
-      <w:r>
-        <w:t>tcp</w:t>
-      </w:r>
-      <w:proofErr w:type="spellEnd"/>
-      <w:r>
-        <w:t xml:space="preserve"> </w:t>
-      </w:r>
-      <w:r>
-        <w:rPr>
-          <w:rStyle w:val="12"/>
-        </w:rPr>
-        <w:t>--</w:t>
-      </w:r>
-      <w:proofErr w:type="spellStart"/>
-      <w:r>
-        <w:rPr>
-          <w:rStyle w:val="12"/>
-        </w:rPr>
-        <w:t>dport</w:t>
-      </w:r>
-      <w:proofErr w:type="spellEnd"/>
-      <w:r>
-        <w:t xml:space="preserve"> </w:t>
-      </w:r>
-      <w:r>
-        <w:rPr>
-          <w:rStyle w:val="y"/>
-        </w:rPr>
-        <w:t>443</w:t>
-      </w:r>
-      <w:r>
-        <w:t xml:space="preserve"> </w:t>
-      </w:r>
-      <w:r>
-        <w:rPr>
-          <w:rStyle w:val="12"/>
-        </w:rPr>
-        <w:t>-j</w:t>
-      </w:r>
-      <w:r>
-        <w:t xml:space="preserve"> ACCEPT</w:t>
-      </w:r>
-    </w:p>
-    <w:p/>
-    <w:p/>
-    <w:p/>
+      <w:proofErr w:type="spellEnd"/>
+      <w:r>
+        <w:rPr>
+          <w:lang w:val="en-ZW"/>
+        </w:rPr>
+        <w:t xml:space="preserve"> </w:t>
+      </w:r>
+      <w:proofErr w:type="spellStart"/>
+      <w:r>
+        <w:rPr>
+          <w:lang w:val="en-ZW"/>
+        </w:rPr>
+        <w:t>systemctl</w:t>
+      </w:r>
+      <w:proofErr w:type="spellEnd"/>
+      <w:r>
+        <w:rPr>
+          <w:lang w:val="en-ZW"/>
+        </w:rPr>
+        <w:t xml:space="preserve"> status </w:t>
+      </w:r>
+      <w:proofErr w:type="spellStart"/>
+      <w:r>
+        <w:rPr>
+          <w:lang w:val="en-ZW"/>
+        </w:rPr>
+        <w:t>mosquitto</w:t>
+      </w:r>
+      <w:proofErr w:type="spellEnd"/>
+    </w:p>
+    <w:p>
+      <w:pPr>
+        <w:rPr>
+          <w:lang w:val="en-ZW"/>
+        </w:rPr>
+      </w:pPr>
+    </w:p>
     <w:sectPr>
       <w:pgSz w:w="12240" w:h="15840"/>
       <w:pgMar w:top="1440" w:right="1440" w:bottom="1440" w:left="1440" w:header="720" w:footer="720" w:gutter="0"/>
@@ -1525,6 +2697,56 @@
     </w:sectPr>
   </w:body>
 </w:document>
+</file>
+
+<file path=word/endnotes.xml><?xml version="1.0" encoding="utf-8"?>
+<w:endnotes xmlns:wpc="http://schemas.microsoft.com/office/word/2010/wordprocessingCanvas" xmlns:cx="http://schemas.microsoft.com/office/drawing/2014/chartex" xmlns:cx1="http://schemas.microsoft.com/office/drawing/2015/9/8/chartex" xmlns:cx2="http://schemas.microsoft.com/office/drawing/2015/10/21/chartex" xmlns:cx3="http://schemas.microsoft.com/office/drawing/2016/5/9/chartex" xmlns:cx4="http://schemas.microsoft.com/office/drawing/2016/5/10/chartex" xmlns:cx5="http://schemas.microsoft.com/office/drawing/2016/5/11/chartex" xmlns:cx6="http://schemas.microsoft.com/office/drawing/2016/5/12/chartex" xmlns:cx7="http://schemas.microsoft.com/office/drawing/2016/5/13/chartex" xmlns:cx8="http://schemas.microsoft.com/office/drawing/2016/5/14/chartex" xmlns:mc="http://schemas.openxmlformats.org/markup-compatibility/2006" xmlns:aink="http://schemas.microsoft.com/office/drawing/2016/ink" xmlns:am3d="http://schemas.microsoft.com/office/drawing/2017/model3d" xmlns:o="urn:schemas-microsoft-com:office:office" xmlns:r="http://schemas.openxmlformats.org/officeDocument/2006/relationships" xmlns:m="http://schemas.openxmlformats.org/officeDocument/2006/math" xmlns:v="urn:schemas-microsoft-com:vml" xmlns:wp14="http://schemas.microsoft.com/office/word/2010/wordprocessingDrawing" xmlns:wp="http://schemas.openxmlformats.org/drawingml/2006/wordprocessingDrawing" xmlns:w10="urn:schemas-microsoft-com:office:word" xmlns:w="http://schemas.openxmlformats.org/wordprocessingml/2006/main" xmlns:w14="http://schemas.microsoft.com/office/word/2010/wordml" xmlns:w15="http://schemas.microsoft.com/office/word/2012/wordml" xmlns:w16cex="http://schemas.microsoft.com/office/word/2018/wordml/cex" xmlns:w16cid="http://schemas.microsoft.com/office/word/2016/wordml/cid" xmlns:w16="http://schemas.microsoft.com/office/word/2018/wordml" xmlns:w16sdtdh="http://schemas.microsoft.com/office/word/2020/wordml/sdtdatahash" xmlns:w16se="http://schemas.microsoft.com/office/word/2015/wordml/symex" xmlns:wpg="http://schemas.microsoft.com/office/word/2010/wordprocessingGroup" xmlns:wpi="http://schemas.microsoft.com/office/word/2010/wordprocessingInk" xmlns:wne="http://schemas.microsoft.com/office/word/2006/wordml" xmlns:wps="http://schemas.microsoft.com/office/word/2010/wordprocessingShape" mc:Ignorable="w14 w15 w16se w16cid w16 w16cex w16sdtdh wp14">
+  <w:endnote w:type="separator" w:id="-1">
+    <w:p>
+      <w:pPr>
+        <w:spacing w:line="240" w:lineRule="auto"/>
+      </w:pPr>
+      <w:r>
+        <w:separator/>
+      </w:r>
+    </w:p>
+  </w:endnote>
+  <w:endnote w:type="continuationSeparator" w:id="0">
+    <w:p>
+      <w:pPr>
+        <w:spacing w:line="240" w:lineRule="auto"/>
+      </w:pPr>
+      <w:r>
+        <w:continuationSeparator/>
+      </w:r>
+    </w:p>
+  </w:endnote>
+</w:endnotes>
+</file>
+
+<file path=word/footnotes.xml><?xml version="1.0" encoding="utf-8"?>
+<w:footnotes xmlns:wpc="http://schemas.microsoft.com/office/word/2010/wordprocessingCanvas" xmlns:cx="http://schemas.microsoft.com/office/drawing/2014/chartex" xmlns:cx1="http://schemas.microsoft.com/office/drawing/2015/9/8/chartex" xmlns:cx2="http://schemas.microsoft.com/office/drawing/2015/10/21/chartex" xmlns:cx3="http://schemas.microsoft.com/office/drawing/2016/5/9/chartex" xmlns:cx4="http://schemas.microsoft.com/office/drawing/2016/5/10/chartex" xmlns:cx5="http://schemas.microsoft.com/office/drawing/2016/5/11/chartex" xmlns:cx6="http://schemas.microsoft.com/office/drawing/2016/5/12/chartex" xmlns:cx7="http://schemas.microsoft.com/office/drawing/2016/5/13/chartex" xmlns:cx8="http://schemas.microsoft.com/office/drawing/2016/5/14/chartex" xmlns:mc="http://schemas.openxmlformats.org/markup-compatibility/2006" xmlns:aink="http://schemas.microsoft.com/office/drawing/2016/ink" xmlns:am3d="http://schemas.microsoft.com/office/drawing/2017/model3d" xmlns:o="urn:schemas-microsoft-com:office:office" xmlns:r="http://schemas.openxmlformats.org/officeDocument/2006/relationships" xmlns:m="http://schemas.openxmlformats.org/officeDocument/2006/math" xmlns:v="urn:schemas-microsoft-com:vml" xmlns:wp14="http://schemas.microsoft.com/office/word/2010/wordprocessingDrawing" xmlns:wp="http://schemas.openxmlformats.org/drawingml/2006/wordprocessingDrawing" xmlns:w10="urn:schemas-microsoft-com:office:word" xmlns:w="http://schemas.openxmlformats.org/wordprocessingml/2006/main" xmlns:w14="http://schemas.microsoft.com/office/word/2010/wordml" xmlns:w15="http://schemas.microsoft.com/office/word/2012/wordml" xmlns:w16cex="http://schemas.microsoft.com/office/word/2018/wordml/cex" xmlns:w16cid="http://schemas.microsoft.com/office/word/2016/wordml/cid" xmlns:w16="http://schemas.microsoft.com/office/word/2018/wordml" xmlns:w16sdtdh="http://schemas.microsoft.com/office/word/2020/wordml/sdtdatahash" xmlns:w16se="http://schemas.microsoft.com/office/word/2015/wordml/symex" xmlns:wpg="http://schemas.microsoft.com/office/word/2010/wordprocessingGroup" xmlns:wpi="http://schemas.microsoft.com/office/word/2010/wordprocessingInk" xmlns:wne="http://schemas.microsoft.com/office/word/2006/wordml" xmlns:wps="http://schemas.microsoft.com/office/word/2010/wordprocessingShape" mc:Ignorable="w14 w15 w16se w16cid w16 w16cex w16sdtdh wp14">
+  <w:footnote w:type="separator" w:id="-1">
+    <w:p>
+      <w:pPr>
+        <w:spacing w:line="240" w:lineRule="auto"/>
+      </w:pPr>
+      <w:r>
+        <w:separator/>
+      </w:r>
+    </w:p>
+  </w:footnote>
+  <w:footnote w:type="continuationSeparator" w:id="0">
+    <w:p>
+      <w:pPr>
+        <w:spacing w:line="240" w:lineRule="auto"/>
+      </w:pPr>
+      <w:r>
+        <w:continuationSeparator/>
+      </w:r>
+    </w:p>
+  </w:footnote>
+</w:footnotes>
 </file>
 
 <file path=word/styles.xml><?xml version="1.0" encoding="utf-8"?>
@@ -1952,6 +3174,28 @@
       <w:szCs w:val="26"/>
     </w:rPr>
   </w:style>
+  <w:style w:type="paragraph" w:styleId="Ttulo3">
+    <w:name w:val="heading 3"/>
+    <w:basedOn w:val="Normal"/>
+    <w:next w:val="Normal"/>
+    <w:link w:val="Ttulo3Car"/>
+    <w:uiPriority w:val="9"/>
+    <w:unhideWhenUsed/>
+    <w:qFormat/>
+    <w:rsid w:val="0034385B"/>
+    <w:pPr>
+      <w:keepNext/>
+      <w:keepLines/>
+      <w:spacing w:before="40"/>
+      <w:outlineLvl w:val="2"/>
+    </w:pPr>
+    <w:rPr>
+      <w:rFonts w:asciiTheme="majorHAnsi" w:eastAsiaTheme="majorEastAsia" w:hAnsiTheme="majorHAnsi" w:cstheme="majorBidi"/>
+      <w:color w:val="1F3763" w:themeColor="accent1" w:themeShade="7F"/>
+      <w:sz w:val="24"/>
+      <w:szCs w:val="24"/>
+    </w:rPr>
+  </w:style>
   <w:style w:type="character" w:default="1" w:styleId="Fuentedeprrafopredeter">
     <w:name w:val="Default Paragraph Font"/>
     <w:uiPriority w:val="1"/>
@@ -2199,6 +3443,63 @@
     <w:name w:val="ͼy"/>
     <w:basedOn w:val="Fuentedeprrafopredeter"/>
     <w:rsid w:val="003A1310"/>
+  </w:style>
+  <w:style w:type="paragraph" w:styleId="Encabezado">
+    <w:name w:val="header"/>
+    <w:basedOn w:val="Normal"/>
+    <w:link w:val="EncabezadoCar"/>
+    <w:uiPriority w:val="99"/>
+    <w:unhideWhenUsed/>
+    <w:rsid w:val="007F5F1B"/>
+    <w:pPr>
+      <w:tabs>
+        <w:tab w:val="center" w:pos="4252"/>
+        <w:tab w:val="right" w:pos="8504"/>
+      </w:tabs>
+      <w:spacing w:line="240" w:lineRule="auto"/>
+    </w:pPr>
+  </w:style>
+  <w:style w:type="character" w:customStyle="1" w:styleId="EncabezadoCar">
+    <w:name w:val="Encabezado Car"/>
+    <w:basedOn w:val="Fuentedeprrafopredeter"/>
+    <w:link w:val="Encabezado"/>
+    <w:uiPriority w:val="99"/>
+    <w:rsid w:val="007F5F1B"/>
+  </w:style>
+  <w:style w:type="paragraph" w:styleId="Piedepgina">
+    <w:name w:val="footer"/>
+    <w:basedOn w:val="Normal"/>
+    <w:link w:val="PiedepginaCar"/>
+    <w:uiPriority w:val="99"/>
+    <w:unhideWhenUsed/>
+    <w:rsid w:val="007F5F1B"/>
+    <w:pPr>
+      <w:tabs>
+        <w:tab w:val="center" w:pos="4252"/>
+        <w:tab w:val="right" w:pos="8504"/>
+      </w:tabs>
+      <w:spacing w:line="240" w:lineRule="auto"/>
+    </w:pPr>
+  </w:style>
+  <w:style w:type="character" w:customStyle="1" w:styleId="PiedepginaCar">
+    <w:name w:val="Pie de página Car"/>
+    <w:basedOn w:val="Fuentedeprrafopredeter"/>
+    <w:link w:val="Piedepgina"/>
+    <w:uiPriority w:val="99"/>
+    <w:rsid w:val="007F5F1B"/>
+  </w:style>
+  <w:style w:type="character" w:customStyle="1" w:styleId="Ttulo3Car">
+    <w:name w:val="Título 3 Car"/>
+    <w:basedOn w:val="Fuentedeprrafopredeter"/>
+    <w:link w:val="Ttulo3"/>
+    <w:uiPriority w:val="9"/>
+    <w:rsid w:val="0034385B"/>
+    <w:rPr>
+      <w:rFonts w:asciiTheme="majorHAnsi" w:eastAsiaTheme="majorEastAsia" w:hAnsiTheme="majorHAnsi" w:cstheme="majorBidi"/>
+      <w:color w:val="1F3763" w:themeColor="accent1" w:themeShade="7F"/>
+      <w:sz w:val="24"/>
+      <w:szCs w:val="24"/>
+    </w:rPr>
   </w:style>
 </w:styles>
 </file>
